--- a/Received/Nursery/Nursery, nepali W.docx
+++ b/Received/Nursery/Nursery, nepali W.docx
@@ -217,8 +217,42 @@
           <w:sz w:val="40"/>
           <w:szCs w:val="40"/>
         </w:rPr>
-        <w:t>u|Lg ;f];fO6L klAns :s'n</w:t>
-      </w:r>
+        <w:t>u|</w:t>
+      </w:r>
+      <w:proofErr w:type="gramStart"/>
+      <w:r>
+        <w:rPr>
+          <w:rFonts w:ascii="Preeti" w:hAnsi="Preeti"/>
+          <w:b/>
+          <w:bCs/>
+          <w:sz w:val="40"/>
+          <w:szCs w:val="40"/>
+        </w:rPr>
+        <w:t>Lg ;f];fO</w:t>
+      </w:r>
+      <w:proofErr w:type="gramEnd"/>
+      <w:r>
+        <w:rPr>
+          <w:rFonts w:ascii="Preeti" w:hAnsi="Preeti"/>
+          <w:b/>
+          <w:bCs/>
+          <w:sz w:val="40"/>
+          <w:szCs w:val="40"/>
+        </w:rPr>
+        <w:t xml:space="preserve">6L </w:t>
+      </w:r>
+      <w:proofErr w:type="gramStart"/>
+      <w:r>
+        <w:rPr>
+          <w:rFonts w:ascii="Preeti" w:hAnsi="Preeti"/>
+          <w:b/>
+          <w:bCs/>
+          <w:sz w:val="40"/>
+          <w:szCs w:val="40"/>
+        </w:rPr>
+        <w:t>klAns :s'n</w:t>
+      </w:r>
+      <w:proofErr w:type="gramEnd"/>
     </w:p>
     <w:p>
       <w:pPr>
@@ -235,7 +269,27 @@
           <w:sz w:val="28"/>
           <w:szCs w:val="28"/>
         </w:rPr>
-        <w:t>/Tggu/–&amp;, ;f}/fxf lrtjg</w:t>
+        <w:t>/Tggu/–&amp;</w:t>
+      </w:r>
+      <w:proofErr w:type="gramStart"/>
+      <w:r>
+        <w:rPr>
+          <w:rFonts w:ascii="Preeti" w:hAnsi="Preeti"/>
+          <w:b/>
+          <w:sz w:val="28"/>
+          <w:szCs w:val="28"/>
+        </w:rPr>
+        <w:t>, ;f</w:t>
+      </w:r>
+      <w:proofErr w:type="gramEnd"/>
+      <w:r>
+        <w:rPr>
+          <w:rFonts w:ascii="Preeti" w:hAnsi="Preeti"/>
+          <w:b/>
+          <w:sz w:val="28"/>
+          <w:szCs w:val="28"/>
+        </w:rPr>
+        <w:t>}/fxf lrtjg</w:t>
       </w:r>
     </w:p>
     <w:p>
@@ -246,6 +300,7 @@
         <w:spacing w:after="0" w:line="240" w:lineRule="auto"/>
         <w:jc w:val="center"/>
       </w:pPr>
+      <w:proofErr w:type="gramStart"/>
       <w:r>
         <w:rPr>
           <w:rFonts w:ascii="Preeti" w:hAnsi="Preeti"/>
@@ -254,7 +309,18 @@
           <w:szCs w:val="36"/>
           <w:u w:val="single"/>
         </w:rPr>
-        <w:t>jflif{s</w:t>
+        <w:t>jflif{</w:t>
+      </w:r>
+      <w:proofErr w:type="gramEnd"/>
+      <w:r>
+        <w:rPr>
+          <w:rFonts w:ascii="Preeti" w:hAnsi="Preeti"/>
+          <w:b/>
+          <w:sz w:val="36"/>
+          <w:szCs w:val="36"/>
+          <w:u w:val="single"/>
+        </w:rPr>
+        <w:t>s</w:t>
       </w:r>
       <w:r>
         <w:rPr>
@@ -334,15 +400,27 @@
         </w:rPr>
         <w:t xml:space="preserve"> </w:t>
       </w:r>
-      <w:r>
-        <w:rPr>
-          <w:rFonts w:ascii="Preeti" w:hAnsi="Preeti"/>
-          <w:b/>
-          <w:bCs/>
-          <w:sz w:val="40"/>
-          <w:szCs w:val="40"/>
-        </w:rPr>
-        <w:t>g;{/L</w:t>
+      <w:proofErr w:type="gramStart"/>
+      <w:r>
+        <w:rPr>
+          <w:rFonts w:ascii="Preeti" w:hAnsi="Preeti"/>
+          <w:b/>
+          <w:bCs/>
+          <w:sz w:val="40"/>
+          <w:szCs w:val="40"/>
+        </w:rPr>
+        <w:t>g;{</w:t>
+      </w:r>
+      <w:proofErr w:type="gramEnd"/>
+      <w:r>
+        <w:rPr>
+          <w:rFonts w:ascii="Preeti" w:hAnsi="Preeti"/>
+          <w:b/>
+          <w:bCs/>
+          <w:sz w:val="40"/>
+          <w:szCs w:val="40"/>
+        </w:rPr>
+        <w:t>/L</w:t>
       </w:r>
       <w:r>
         <w:rPr>
@@ -398,6 +476,7 @@
         </w:rPr>
         <w:t xml:space="preserve">समय </w:t>
       </w:r>
+      <w:proofErr w:type="gramStart"/>
       <w:r>
         <w:rPr>
           <w:rFonts w:ascii="Preeti" w:hAnsi="Preeti"/>
@@ -423,7 +502,16 @@
           <w:b/>
           <w:lang w:eastAsia="zh-CN" w:bidi="hi-IN"/>
         </w:rPr>
-        <w:t xml:space="preserve">@ </w:t>
+        <w:t>@</w:t>
+      </w:r>
+      <w:proofErr w:type="gramEnd"/>
+      <w:r>
+        <w:rPr>
+          <w:rFonts w:ascii="Preeti" w:hAnsi="Preeti"/>
+          <w:b/>
+          <w:lang w:eastAsia="zh-CN" w:bidi="hi-IN"/>
+        </w:rPr>
+        <w:t xml:space="preserve"> </w:t>
       </w:r>
       <w:r>
         <w:rPr>
@@ -502,7 +590,27 @@
           <w:sz w:val="32"/>
           <w:szCs w:val="32"/>
         </w:rPr>
-        <w:t>k"0f{f</w:t>
+        <w:t>k"0</w:t>
+      </w:r>
+      <w:proofErr w:type="gramStart"/>
+      <w:r>
+        <w:rPr>
+          <w:rFonts w:ascii="Preeti" w:hAnsi="Preeti"/>
+          <w:b/>
+          <w:sz w:val="32"/>
+          <w:szCs w:val="32"/>
+        </w:rPr>
+        <w:t>f{</w:t>
+      </w:r>
+      <w:proofErr w:type="gramEnd"/>
+      <w:r>
+        <w:rPr>
+          <w:rFonts w:ascii="Preeti" w:hAnsi="Preeti"/>
+          <w:b/>
+          <w:sz w:val="32"/>
+          <w:szCs w:val="32"/>
+        </w:rPr>
+        <w:t>f</w:t>
       </w:r>
       <w:r>
         <w:rPr>
@@ -514,6 +622,7 @@
         </w:rPr>
         <w:t xml:space="preserve">ÍM– </w:t>
       </w:r>
+      <w:proofErr w:type="gramStart"/>
       <w:r>
         <w:rPr>
           <w:rFonts w:ascii="Preeti" w:hAnsi="Preeti" w:cs="Times New Roman"/>
@@ -532,7 +641,18 @@
           <w:szCs w:val="24"/>
           <w:lang w:eastAsia="zh-CN" w:bidi="hi-IN"/>
         </w:rPr>
-        <w:t xml:space="preserve">          </w:t>
+        <w:t xml:space="preserve">   </w:t>
+      </w:r>
+      <w:proofErr w:type="gramEnd"/>
+      <w:r>
+        <w:rPr>
+          <w:rFonts w:ascii="Preeti" w:hAnsi="Preeti"/>
+          <w:bCs/>
+          <w:sz w:val="24"/>
+          <w:szCs w:val="24"/>
+          <w:lang w:eastAsia="zh-CN" w:bidi="hi-IN"/>
+        </w:rPr>
+        <w:t xml:space="preserve">       </w:t>
       </w:r>
       <w:r>
         <w:rPr>
@@ -554,6 +674,7 @@
         </w:rPr>
         <w:t xml:space="preserve"> </w:t>
       </w:r>
+      <w:proofErr w:type="gramStart"/>
       <w:r>
         <w:rPr>
           <w:rFonts w:ascii="Preeti" w:hAnsi="Preeti" w:cs="Times New Roman"/>
@@ -564,6 +685,7 @@
         </w:rPr>
         <w:t>g]kfnL</w:t>
       </w:r>
+      <w:proofErr w:type="gramEnd"/>
       <w:r>
         <w:rPr>
           <w:rFonts w:ascii="Preeti" w:hAnsi="Preeti"/>
@@ -630,6 +752,7 @@
                 <w:szCs w:val="40"/>
               </w:rPr>
             </w:pPr>
+            <w:proofErr w:type="gramStart"/>
             <w:r>
               <w:rPr>
                 <w:rFonts w:ascii="Preeti" w:hAnsi="Preeti"/>
@@ -648,7 +771,18 @@
                 <w:sz w:val="40"/>
                 <w:szCs w:val="40"/>
               </w:rPr>
-              <w:t xml:space="preserve">: </w:t>
+              <w:t>:</w:t>
+            </w:r>
+            <w:proofErr w:type="gramEnd"/>
+            <w:r>
+              <w:rPr>
+                <w:rFonts w:ascii="Times New Roman" w:hAnsi="Times New Roman"/>
+                <w:b/>
+                <w:bCs/>
+                <w:sz w:val="40"/>
+                <w:szCs w:val="40"/>
+              </w:rPr>
+              <w:t xml:space="preserve"> </w:t>
             </w:r>
             <w:r>
               <w:rPr>
@@ -658,7 +792,62 @@
                 <w:sz w:val="40"/>
                 <w:szCs w:val="40"/>
               </w:rPr>
-              <w:t>====================================================/f]n g+=============;]S;g M</w:t>
+              <w:t>====================================================/</w:t>
+            </w:r>
+            <w:proofErr w:type="gramStart"/>
+            <w:r>
+              <w:rPr>
+                <w:rFonts w:ascii="Preeti" w:hAnsi="Preeti"/>
+                <w:b/>
+                <w:bCs/>
+                <w:sz w:val="40"/>
+                <w:szCs w:val="40"/>
+              </w:rPr>
+              <w:t>f]n</w:t>
+            </w:r>
+            <w:proofErr w:type="gramEnd"/>
+            <w:r>
+              <w:rPr>
+                <w:rFonts w:ascii="Preeti" w:hAnsi="Preeti"/>
+                <w:b/>
+                <w:bCs/>
+                <w:sz w:val="40"/>
+                <w:szCs w:val="40"/>
+              </w:rPr>
+              <w:t xml:space="preserve"> g+=============</w:t>
+            </w:r>
+            <w:proofErr w:type="gramStart"/>
+            <w:r>
+              <w:rPr>
+                <w:rFonts w:ascii="Preeti" w:hAnsi="Preeti"/>
+                <w:b/>
+                <w:bCs/>
+                <w:sz w:val="40"/>
+                <w:szCs w:val="40"/>
+              </w:rPr>
+              <w:t>;]S</w:t>
+            </w:r>
+            <w:proofErr w:type="gramEnd"/>
+            <w:r>
+              <w:rPr>
+                <w:rFonts w:ascii="Preeti" w:hAnsi="Preeti"/>
+                <w:b/>
+                <w:bCs/>
+                <w:sz w:val="40"/>
+                <w:szCs w:val="40"/>
+              </w:rPr>
+              <w:t xml:space="preserve">;g </w:t>
+            </w:r>
+            <w:proofErr w:type="gramStart"/>
+            <w:r>
+              <w:rPr>
+                <w:rFonts w:ascii="Preeti" w:hAnsi="Preeti"/>
+                <w:b/>
+                <w:bCs/>
+                <w:sz w:val="40"/>
+                <w:szCs w:val="40"/>
+              </w:rPr>
+              <w:t>M</w:t>
             </w:r>
             <w:r>
               <w:rPr>
@@ -678,7 +867,18 @@
                 <w:sz w:val="40"/>
                 <w:szCs w:val="40"/>
               </w:rPr>
-              <w:t>================</w:t>
+              <w:t>=</w:t>
+            </w:r>
+            <w:proofErr w:type="gramEnd"/>
+            <w:r>
+              <w:rPr>
+                <w:rFonts w:ascii="Preeti" w:hAnsi="Preeti"/>
+                <w:b/>
+                <w:bCs/>
+                <w:sz w:val="40"/>
+                <w:szCs w:val="40"/>
+              </w:rPr>
+              <w:t>===============</w:t>
             </w:r>
             <w:r>
               <w:rPr>
@@ -822,7 +1022,18 @@
                 <w:sz w:val="36"/>
                 <w:szCs w:val="36"/>
               </w:rPr>
-              <w:t>s'n k|fKtf</w:t>
+              <w:t>s'n k|</w:t>
+            </w:r>
+            <w:proofErr w:type="gramStart"/>
+            <w:r>
+              <w:rPr>
+                <w:rFonts w:ascii="Preeti" w:hAnsi="Preeti"/>
+                <w:b/>
+                <w:bCs/>
+                <w:sz w:val="36"/>
+                <w:szCs w:val="36"/>
+              </w:rPr>
+              <w:t>fKtf</w:t>
             </w:r>
             <w:r>
               <w:rPr>
@@ -843,6 +1054,7 @@
               </w:rPr>
               <w:t>:</w:t>
             </w:r>
+            <w:proofErr w:type="gramEnd"/>
           </w:p>
           <w:p>
             <w:pPr>
@@ -875,8 +1087,20 @@
                 <w:sz w:val="32"/>
                 <w:szCs w:val="32"/>
               </w:rPr>
-              <w:t>lg/LIfssf] ;xL</w:t>
+              <w:t>lg/LIfssf</w:t>
             </w:r>
+            <w:proofErr w:type="gramStart"/>
+            <w:r>
+              <w:rPr>
+                <w:rFonts w:ascii="Preeti" w:hAnsi="Preeti"/>
+                <w:b/>
+                <w:bCs/>
+                <w:sz w:val="32"/>
+                <w:szCs w:val="32"/>
+              </w:rPr>
+              <w:t>] ;xL</w:t>
+            </w:r>
+            <w:proofErr w:type="gramEnd"/>
             <w:r>
               <w:rPr>
                 <w:rFonts w:ascii="Times New Roman" w:hAnsi="Times New Roman"/>
@@ -895,8 +1119,20 @@
                 <w:sz w:val="32"/>
                 <w:szCs w:val="32"/>
               </w:rPr>
-              <w:t>k/LIfssf] ;xL</w:t>
+              <w:t>k/LIfssf</w:t>
             </w:r>
+            <w:proofErr w:type="gramStart"/>
+            <w:r>
+              <w:rPr>
+                <w:rFonts w:ascii="Preeti" w:hAnsi="Preeti"/>
+                <w:b/>
+                <w:bCs/>
+                <w:sz w:val="32"/>
+                <w:szCs w:val="32"/>
+              </w:rPr>
+              <w:t>] ;xL</w:t>
+            </w:r>
+            <w:proofErr w:type="gramEnd"/>
             <w:r>
               <w:rPr>
                 <w:rFonts w:ascii="Times New Roman" w:hAnsi="Times New Roman"/>
@@ -926,6 +1162,7 @@
           <w:rFonts w:ascii="Preeti" w:hAnsi="Preeti"/>
           <w:b/>
           <w:bCs/>
+          <w:noProof/>
           <w:sz w:val="40"/>
           <w:szCs w:val="40"/>
         </w:rPr>
@@ -1005,15 +1242,71 @@
           </mc:Fallback>
         </mc:AlternateContent>
       </w:r>
-      <w:r>
-        <w:rPr>
-          <w:rFonts w:ascii="Preeti" w:hAnsi="Preeti"/>
-          <w:b/>
-          <w:bCs/>
-          <w:sz w:val="40"/>
-          <w:szCs w:val="40"/>
-        </w:rPr>
-        <w:t>!= cIf/nfO{ qmd;Fu hf]8\g'xf];\ .</w:t>
+      <w:proofErr w:type="gramStart"/>
+      <w:r>
+        <w:rPr>
+          <w:rFonts w:ascii="Preeti" w:hAnsi="Preeti"/>
+          <w:b/>
+          <w:bCs/>
+          <w:sz w:val="40"/>
+          <w:szCs w:val="40"/>
+        </w:rPr>
+        <w:t>!=</w:t>
+      </w:r>
+      <w:proofErr w:type="gramEnd"/>
+      <w:r>
+        <w:rPr>
+          <w:rFonts w:ascii="Preeti" w:hAnsi="Preeti"/>
+          <w:b/>
+          <w:bCs/>
+          <w:sz w:val="40"/>
+          <w:szCs w:val="40"/>
+        </w:rPr>
+        <w:t xml:space="preserve"> cIf/</w:t>
+      </w:r>
+      <w:proofErr w:type="gramStart"/>
+      <w:r>
+        <w:rPr>
+          <w:rFonts w:ascii="Preeti" w:hAnsi="Preeti"/>
+          <w:b/>
+          <w:bCs/>
+          <w:sz w:val="40"/>
+          <w:szCs w:val="40"/>
+        </w:rPr>
+        <w:t>nfO{ qmd</w:t>
+      </w:r>
+      <w:proofErr w:type="gramEnd"/>
+      <w:r>
+        <w:rPr>
+          <w:rFonts w:ascii="Preeti" w:hAnsi="Preeti"/>
+          <w:b/>
+          <w:bCs/>
+          <w:sz w:val="40"/>
+          <w:szCs w:val="40"/>
+        </w:rPr>
+        <w:t>;Fu hf]8\g'xf</w:t>
+      </w:r>
+      <w:proofErr w:type="gramStart"/>
+      <w:r>
+        <w:rPr>
+          <w:rFonts w:ascii="Preeti" w:hAnsi="Preeti"/>
+          <w:b/>
+          <w:bCs/>
+          <w:sz w:val="40"/>
+          <w:szCs w:val="40"/>
+        </w:rPr>
+        <w:t>];\</w:t>
+      </w:r>
+      <w:proofErr w:type="gramEnd"/>
+      <w:r>
+        <w:rPr>
+          <w:rFonts w:ascii="Preeti" w:hAnsi="Preeti"/>
+          <w:b/>
+          <w:bCs/>
+          <w:sz w:val="40"/>
+          <w:szCs w:val="40"/>
+        </w:rPr>
+        <w:t xml:space="preserve"> .</w:t>
       </w:r>
       <w:r>
         <w:rPr>
@@ -1256,6 +1549,7 @@
     </w:p>
     <w:p>
       <w:pPr>
+        <w:spacing w:line="480" w:lineRule="auto"/>
         <w:rPr>
           <w:rFonts w:ascii="Preeti" w:hAnsi="Preeti"/>
           <w:b/>
@@ -1269,6 +1563,7 @@
           <w:rFonts w:ascii="Preeti" w:hAnsi="Preeti"/>
           <w:b/>
           <w:bCs/>
+          <w:noProof/>
           <w:sz w:val="40"/>
           <w:szCs w:val="40"/>
         </w:rPr>
@@ -1348,6 +1643,7 @@
           <w:rFonts w:ascii="Preeti" w:hAnsi="Preeti"/>
           <w:b/>
           <w:bCs/>
+          <w:noProof/>
           <w:sz w:val="40"/>
           <w:szCs w:val="40"/>
         </w:rPr>
@@ -1427,11 +1723,12 @@
           <w:rFonts w:ascii="Preeti" w:hAnsi="Preeti"/>
           <w:b/>
           <w:bCs/>
+          <w:noProof/>
           <w:sz w:val="40"/>
           <w:szCs w:val="40"/>
         </w:rPr>
         <w:drawing>
-          <wp:anchor distT="0" distB="0" distL="114300" distR="114300" simplePos="0" relativeHeight="251664384" behindDoc="0" locked="0" layoutInCell="1" allowOverlap="1" wp14:anchorId="663A7108" wp14:editId="12FB1571">
+          <wp:anchor distT="0" distB="0" distL="114300" distR="114300" simplePos="0" relativeHeight="251664384" behindDoc="0" locked="0" layoutInCell="1" allowOverlap="1" wp14:anchorId="663A7108" wp14:editId="35D15065">
             <wp:simplePos x="0" y="0"/>
             <wp:positionH relativeFrom="column">
               <wp:posOffset>2260600</wp:posOffset>
@@ -1509,7 +1806,29 @@
           <w:sz w:val="40"/>
           <w:szCs w:val="40"/>
         </w:rPr>
-        <w:t>@= lrqsf] klxnf] cIf/ n]Vg'xf];\ .</w:t>
+        <w:t xml:space="preserve">@= lrqsf] klxnf] cIf/ </w:t>
+      </w:r>
+      <w:proofErr w:type="gramStart"/>
+      <w:r>
+        <w:rPr>
+          <w:rFonts w:ascii="Preeti" w:hAnsi="Preeti"/>
+          <w:b/>
+          <w:bCs/>
+          <w:sz w:val="40"/>
+          <w:szCs w:val="40"/>
+        </w:rPr>
+        <w:t>n]Vg'xf];\</w:t>
+      </w:r>
+      <w:proofErr w:type="gramEnd"/>
+      <w:r>
+        <w:rPr>
+          <w:rFonts w:ascii="Preeti" w:hAnsi="Preeti"/>
+          <w:b/>
+          <w:bCs/>
+          <w:sz w:val="40"/>
+          <w:szCs w:val="40"/>
+        </w:rPr>
+        <w:t xml:space="preserve"> .</w:t>
       </w:r>
       <w:r>
         <w:rPr>
@@ -1605,6 +1924,7 @@
     </w:p>
     <w:p>
       <w:pPr>
+        <w:spacing w:line="480" w:lineRule="auto"/>
         <w:rPr>
           <w:rFonts w:ascii="Preeti" w:hAnsi="Preeti"/>
           <w:sz w:val="40"/>
@@ -1614,6 +1934,7 @@
     </w:p>
     <w:p>
       <w:pPr>
+        <w:spacing w:line="480" w:lineRule="auto"/>
         <w:rPr>
           <w:rFonts w:ascii="Preeti" w:hAnsi="Preeti"/>
           <w:sz w:val="40"/>
@@ -1623,6 +1944,7 @@
     </w:p>
     <w:p>
       <w:pPr>
+        <w:spacing w:line="480" w:lineRule="auto"/>
         <w:rPr>
           <w:rFonts w:ascii="Preeti" w:hAnsi="Preeti"/>
           <w:sz w:val="40"/>
@@ -1737,6 +2059,7 @@
     </w:p>
     <w:p>
       <w:pPr>
+        <w:spacing w:line="480" w:lineRule="auto"/>
         <w:rPr>
           <w:rFonts w:ascii="Preeti" w:hAnsi="Preeti"/>
           <w:sz w:val="40"/>
@@ -1746,12 +2069,80 @@
       </w:pPr>
       <w:r>
         <w:rPr>
-          <w:rFonts w:ascii="Preeti" w:hAnsi="Preeti"/>
-          <w:sz w:val="40"/>
-          <w:szCs w:val="40"/>
+          <w:noProof/>
         </w:rPr>
         <w:drawing>
-          <wp:anchor distT="0" distB="0" distL="114300" distR="114300" simplePos="0" relativeHeight="251660288" behindDoc="0" locked="0" layoutInCell="1" allowOverlap="1" wp14:anchorId="6B0F2BBA" wp14:editId="0A03ECF3">
+          <wp:anchor distT="0" distB="0" distL="114300" distR="114300" simplePos="0" relativeHeight="251679744" behindDoc="0" locked="0" layoutInCell="1" allowOverlap="1" wp14:anchorId="1BAB4691" wp14:editId="6444933C">
+            <wp:simplePos x="0" y="0"/>
+            <wp:positionH relativeFrom="column">
+              <wp:posOffset>2122027</wp:posOffset>
+            </wp:positionH>
+            <wp:positionV relativeFrom="paragraph">
+              <wp:posOffset>273673</wp:posOffset>
+            </wp:positionV>
+            <wp:extent cx="811110" cy="553121"/>
+            <wp:effectExtent l="0" t="0" r="8255" b="0"/>
+            <wp:wrapNone/>
+            <wp:docPr id="1103017657" name="Picture 5" descr="vector clip art online, royalty free &amp; public domain"/>
+            <wp:cNvGraphicFramePr>
+              <a:graphicFrameLocks xmlns:a="http://schemas.openxmlformats.org/drawingml/2006/main" noChangeAspect="1"/>
+            </wp:cNvGraphicFramePr>
+            <a:graphic xmlns:a="http://schemas.openxmlformats.org/drawingml/2006/main">
+              <a:graphicData uri="http://schemas.openxmlformats.org/drawingml/2006/picture">
+                <pic:pic xmlns:pic="http://schemas.openxmlformats.org/drawingml/2006/picture">
+                  <pic:nvPicPr>
+                    <pic:cNvPr id="0" name="Picture 1" descr="vector clip art online, royalty free &amp; public domain"/>
+                    <pic:cNvPicPr>
+                      <a:picLocks noChangeAspect="1" noChangeArrowheads="1"/>
+                    </pic:cNvPicPr>
+                  </pic:nvPicPr>
+                  <pic:blipFill>
+                    <a:blip r:embed="rId8" cstate="print">
+                      <a:extLst>
+                        <a:ext uri="{28A0092B-C50C-407E-A947-70E740481C1C}">
+                          <a14:useLocalDpi xmlns:a14="http://schemas.microsoft.com/office/drawing/2010/main" val="0"/>
+                        </a:ext>
+                      </a:extLst>
+                    </a:blip>
+                    <a:srcRect/>
+                    <a:stretch>
+                      <a:fillRect/>
+                    </a:stretch>
+                  </pic:blipFill>
+                  <pic:spPr bwMode="auto">
+                    <a:xfrm>
+                      <a:off x="0" y="0"/>
+                      <a:ext cx="811110" cy="553121"/>
+                    </a:xfrm>
+                    <a:prstGeom prst="rect">
+                      <a:avLst/>
+                    </a:prstGeom>
+                    <a:noFill/>
+                    <a:ln>
+                      <a:noFill/>
+                    </a:ln>
+                  </pic:spPr>
+                </pic:pic>
+              </a:graphicData>
+            </a:graphic>
+            <wp14:sizeRelH relativeFrom="margin">
+              <wp14:pctWidth>0</wp14:pctWidth>
+            </wp14:sizeRelH>
+            <wp14:sizeRelV relativeFrom="margin">
+              <wp14:pctHeight>0</wp14:pctHeight>
+            </wp14:sizeRelV>
+          </wp:anchor>
+        </w:drawing>
+      </w:r>
+      <w:r>
+        <w:rPr>
+          <w:rFonts w:ascii="Preeti" w:hAnsi="Preeti"/>
+          <w:noProof/>
+          <w:sz w:val="40"/>
+          <w:szCs w:val="40"/>
+        </w:rPr>
+        <w:drawing>
+          <wp:anchor distT="0" distB="0" distL="114300" distR="114300" simplePos="0" relativeHeight="251660288" behindDoc="0" locked="0" layoutInCell="1" allowOverlap="1" wp14:anchorId="6B0F2BBA" wp14:editId="09973254">
             <wp:simplePos x="0" y="0"/>
             <wp:positionH relativeFrom="column">
               <wp:posOffset>4502150</wp:posOffset>
@@ -1776,7 +2167,7 @@
                     </pic:cNvPicPr>
                   </pic:nvPicPr>
                   <pic:blipFill>
-                    <a:blip r:embed="rId8" cstate="print">
+                    <a:blip r:embed="rId9" cstate="print">
                       <a:extLst>
                         <a:ext uri="{28A0092B-C50C-407E-A947-70E740481C1C}">
                           <a14:useLocalDpi xmlns:a14="http://schemas.microsoft.com/office/drawing/2010/main" val="0"/>
@@ -1821,85 +2212,7 @@
       <w:r>
         <w:rPr>
           <w:rFonts w:ascii="Preeti" w:hAnsi="Preeti"/>
-          <w:sz w:val="40"/>
-          <w:szCs w:val="40"/>
-        </w:rPr>
-        <w:drawing>
-          <wp:anchor distT="0" distB="0" distL="114300" distR="114300" simplePos="0" relativeHeight="251661312" behindDoc="0" locked="0" layoutInCell="1" allowOverlap="1" wp14:anchorId="400D6705" wp14:editId="29E7B565">
-            <wp:simplePos x="0" y="0"/>
-            <wp:positionH relativeFrom="column">
-              <wp:posOffset>2114550</wp:posOffset>
-            </wp:positionH>
-            <wp:positionV relativeFrom="paragraph">
-              <wp:posOffset>294640</wp:posOffset>
-            </wp:positionV>
-            <wp:extent cx="805815" cy="539750"/>
-            <wp:effectExtent l="19050" t="19050" r="13335" b="12700"/>
-            <wp:wrapNone/>
-            <wp:docPr id="7507596" name="Picture 25"/>
-            <wp:cNvGraphicFramePr>
-              <a:graphicFrameLocks xmlns:a="http://schemas.openxmlformats.org/drawingml/2006/main" noChangeAspect="1"/>
-            </wp:cNvGraphicFramePr>
-            <a:graphic xmlns:a="http://schemas.openxmlformats.org/drawingml/2006/main">
-              <a:graphicData uri="http://schemas.openxmlformats.org/drawingml/2006/picture">
-                <pic:pic xmlns:pic="http://schemas.openxmlformats.org/drawingml/2006/picture">
-                  <pic:nvPicPr>
-                    <pic:cNvPr id="0" name="Picture 134"/>
-                    <pic:cNvPicPr>
-                      <a:picLocks noChangeAspect="1" noChangeArrowheads="1"/>
-                    </pic:cNvPicPr>
-                  </pic:nvPicPr>
-                  <pic:blipFill>
-                    <a:blip r:embed="rId9" cstate="print">
-                      <a:grayscl/>
-                      <a:biLevel thresh="50000"/>
-                      <a:extLst>
-                        <a:ext uri="{28A0092B-C50C-407E-A947-70E740481C1C}">
-                          <a14:useLocalDpi xmlns:a14="http://schemas.microsoft.com/office/drawing/2010/main" val="0"/>
-                        </a:ext>
-                      </a:extLst>
-                    </a:blip>
-                    <a:srcRect l="11913" t="6165" r="12257" b="4431"/>
-                    <a:stretch>
-                      <a:fillRect/>
-                    </a:stretch>
-                  </pic:blipFill>
-                  <pic:spPr bwMode="auto">
-                    <a:xfrm>
-                      <a:off x="0" y="0"/>
-                      <a:ext cx="805815" cy="539750"/>
-                    </a:xfrm>
-                    <a:prstGeom prst="rect">
-                      <a:avLst/>
-                    </a:prstGeom>
-                    <a:noFill/>
-                    <a:ln w="9525">
-                      <a:solidFill>
-                        <a:schemeClr val="tx1">
-                          <a:lumMod val="100000"/>
-                          <a:lumOff val="0"/>
-                        </a:schemeClr>
-                      </a:solidFill>
-                      <a:miter lim="800000"/>
-                      <a:headEnd/>
-                      <a:tailEnd/>
-                    </a:ln>
-                  </pic:spPr>
-                </pic:pic>
-              </a:graphicData>
-            </a:graphic>
-            <wp14:sizeRelH relativeFrom="page">
-              <wp14:pctWidth>0</wp14:pctWidth>
-            </wp14:sizeRelH>
-            <wp14:sizeRelV relativeFrom="page">
-              <wp14:pctHeight>0</wp14:pctHeight>
-            </wp14:sizeRelV>
-          </wp:anchor>
-        </w:drawing>
-      </w:r>
-      <w:r>
-        <w:rPr>
-          <w:rFonts w:ascii="Preeti" w:hAnsi="Preeti"/>
+          <w:noProof/>
           <w:sz w:val="40"/>
           <w:szCs w:val="40"/>
         </w:rPr>
@@ -1966,6 +2279,7 @@
     </w:p>
     <w:p>
       <w:pPr>
+        <w:spacing w:line="480" w:lineRule="auto"/>
         <w:rPr>
           <w:rFonts w:ascii="Preeti" w:hAnsi="Preeti"/>
           <w:sz w:val="40"/>
@@ -1976,6 +2290,7 @@
     </w:p>
     <w:p>
       <w:pPr>
+        <w:spacing w:line="480" w:lineRule="auto"/>
         <w:rPr>
           <w:rFonts w:ascii="Preeti" w:hAnsi="Preeti"/>
           <w:sz w:val="40"/>
@@ -2101,6 +2416,7 @@
     </w:p>
     <w:p>
       <w:pPr>
+        <w:spacing w:after="0" w:line="240" w:lineRule="auto"/>
         <w:rPr>
           <w:rFonts w:ascii="Preeti" w:hAnsi="Preeti"/>
           <w:b/>
@@ -2112,9 +2428,402 @@
       <w:r>
         <w:rPr>
           <w:rFonts w:ascii="Preeti" w:hAnsi="Preeti"/>
-          <w:sz w:val="40"/>
-          <w:szCs w:val="40"/>
-        </w:rPr>
+          <w:b/>
+          <w:bCs/>
+          <w:sz w:val="40"/>
+          <w:szCs w:val="40"/>
+        </w:rPr>
+        <w:t>#</w:t>
+      </w:r>
+      <w:r>
+        <w:rPr>
+          <w:rFonts w:ascii="Preeti" w:hAnsi="Preeti"/>
+          <w:b/>
+          <w:bCs/>
+          <w:sz w:val="40"/>
+          <w:szCs w:val="40"/>
+        </w:rPr>
+        <w:t>= p:t} cIf/</w:t>
+      </w:r>
+      <w:proofErr w:type="gramStart"/>
+      <w:r>
+        <w:rPr>
+          <w:rFonts w:ascii="Preeti" w:hAnsi="Preeti"/>
+          <w:b/>
+          <w:bCs/>
+          <w:sz w:val="40"/>
+          <w:szCs w:val="40"/>
+        </w:rPr>
+        <w:t>nfO{ ;</w:t>
+      </w:r>
+      <w:proofErr w:type="gramEnd"/>
+      <w:r>
+        <w:rPr>
+          <w:rFonts w:ascii="Preeti" w:hAnsi="Preeti"/>
+          <w:b/>
+          <w:bCs/>
+          <w:sz w:val="40"/>
+          <w:szCs w:val="40"/>
+        </w:rPr>
+        <w:t>fg'{xf</w:t>
+      </w:r>
+      <w:proofErr w:type="gramStart"/>
+      <w:r>
+        <w:rPr>
+          <w:rFonts w:ascii="Preeti" w:hAnsi="Preeti"/>
+          <w:b/>
+          <w:bCs/>
+          <w:sz w:val="40"/>
+          <w:szCs w:val="40"/>
+        </w:rPr>
+        <w:t>];\</w:t>
+      </w:r>
+      <w:proofErr w:type="gramEnd"/>
+      <w:r>
+        <w:rPr>
+          <w:rFonts w:ascii="Preeti" w:hAnsi="Preeti"/>
+          <w:b/>
+          <w:bCs/>
+          <w:sz w:val="40"/>
+          <w:szCs w:val="40"/>
+        </w:rPr>
+        <w:t xml:space="preserve"> .</w:t>
+      </w:r>
+      <w:r>
+        <w:rPr>
+          <w:rFonts w:ascii="Preeti" w:hAnsi="Preeti"/>
+          <w:b/>
+          <w:bCs/>
+          <w:sz w:val="40"/>
+          <w:szCs w:val="40"/>
+        </w:rPr>
+        <w:tab/>
+      </w:r>
+      <w:r>
+        <w:rPr>
+          <w:rFonts w:ascii="Preeti" w:hAnsi="Preeti"/>
+          <w:b/>
+          <w:bCs/>
+          <w:sz w:val="40"/>
+          <w:szCs w:val="40"/>
+        </w:rPr>
+        <w:tab/>
+      </w:r>
+      <w:r>
+        <w:rPr>
+          <w:rFonts w:ascii="Preeti" w:hAnsi="Preeti"/>
+          <w:b/>
+          <w:bCs/>
+          <w:sz w:val="40"/>
+          <w:szCs w:val="40"/>
+        </w:rPr>
+        <w:tab/>
+      </w:r>
+      <w:r>
+        <w:rPr>
+          <w:rFonts w:ascii="Preeti" w:hAnsi="Preeti"/>
+          <w:b/>
+          <w:bCs/>
+          <w:sz w:val="40"/>
+          <w:szCs w:val="40"/>
+        </w:rPr>
+        <w:tab/>
+      </w:r>
+      <w:r>
+        <w:rPr>
+          <w:rFonts w:ascii="Preeti" w:hAnsi="Preeti"/>
+          <w:b/>
+          <w:bCs/>
+          <w:sz w:val="40"/>
+          <w:szCs w:val="40"/>
+        </w:rPr>
+        <w:tab/>
+      </w:r>
+      <w:r>
+        <w:rPr>
+          <w:rFonts w:ascii="Preeti" w:hAnsi="Preeti"/>
+          <w:b/>
+          <w:bCs/>
+          <w:sz w:val="40"/>
+          <w:szCs w:val="40"/>
+        </w:rPr>
+        <w:tab/>
+      </w:r>
+      <w:r>
+        <w:rPr>
+          <w:rFonts w:ascii="Preeti" w:hAnsi="Preeti"/>
+          <w:b/>
+          <w:bCs/>
+          <w:sz w:val="40"/>
+          <w:szCs w:val="40"/>
+        </w:rPr>
+        <w:tab/>
+      </w:r>
+      <w:r>
+        <w:rPr>
+          <w:rFonts w:ascii="Preeti" w:hAnsi="Preeti"/>
+          <w:b/>
+          <w:bCs/>
+          <w:sz w:val="40"/>
+          <w:szCs w:val="40"/>
+        </w:rPr>
+        <w:tab/>
+      </w:r>
+      <w:r>
+        <w:rPr>
+          <w:rFonts w:ascii="Preeti" w:hAnsi="Preeti"/>
+          <w:b/>
+          <w:bCs/>
+          <w:sz w:val="40"/>
+          <w:szCs w:val="40"/>
+        </w:rPr>
+        <w:tab/>
+      </w:r>
+      <w:r>
+        <w:rPr>
+          <w:rFonts w:ascii="Preeti" w:hAnsi="Preeti"/>
+          <w:b/>
+          <w:bCs/>
+          <w:sz w:val="40"/>
+          <w:szCs w:val="40"/>
+        </w:rPr>
+        <w:tab/>
+        <w:t>%</w:t>
+      </w:r>
+    </w:p>
+    <w:p>
+      <w:pPr>
+        <w:rPr>
+          <w:rFonts w:ascii="Preeti" w:hAnsi="Preeti"/>
+          <w:sz w:val="40"/>
+          <w:szCs w:val="40"/>
+        </w:rPr>
+      </w:pPr>
+      <w:r>
+        <w:rPr>
+          <w:rFonts w:ascii="Preeti" w:hAnsi="Preeti"/>
+          <w:sz w:val="40"/>
+          <w:szCs w:val="40"/>
+        </w:rPr>
+        <w:t>c</w:t>
+      </w:r>
+      <w:r>
+        <w:rPr>
+          <w:rFonts w:ascii="Preeti" w:hAnsi="Preeti"/>
+          <w:sz w:val="40"/>
+          <w:szCs w:val="40"/>
+        </w:rPr>
+        <w:tab/>
+      </w:r>
+      <w:r>
+        <w:rPr>
+          <w:rFonts w:ascii="Preeti" w:hAnsi="Preeti"/>
+          <w:sz w:val="40"/>
+          <w:szCs w:val="40"/>
+        </w:rPr>
+        <w:tab/>
+        <w:t>cf</w:t>
+      </w:r>
+      <w:r>
+        <w:rPr>
+          <w:rFonts w:ascii="Preeti" w:hAnsi="Preeti"/>
+          <w:sz w:val="40"/>
+          <w:szCs w:val="40"/>
+        </w:rPr>
+        <w:tab/>
+      </w:r>
+      <w:r>
+        <w:rPr>
+          <w:rFonts w:ascii="Preeti" w:hAnsi="Preeti"/>
+          <w:sz w:val="40"/>
+          <w:szCs w:val="40"/>
+        </w:rPr>
+        <w:tab/>
+        <w:t>O</w:t>
+      </w:r>
+      <w:r>
+        <w:rPr>
+          <w:rFonts w:ascii="Preeti" w:hAnsi="Preeti"/>
+          <w:sz w:val="40"/>
+          <w:szCs w:val="40"/>
+        </w:rPr>
+        <w:tab/>
+      </w:r>
+      <w:r>
+        <w:rPr>
+          <w:rFonts w:ascii="Preeti" w:hAnsi="Preeti"/>
+          <w:sz w:val="40"/>
+          <w:szCs w:val="40"/>
+        </w:rPr>
+        <w:tab/>
+      </w:r>
+      <w:proofErr w:type="gramStart"/>
+      <w:r>
+        <w:rPr>
+          <w:rFonts w:ascii="Preeti" w:hAnsi="Preeti"/>
+          <w:sz w:val="40"/>
+          <w:szCs w:val="40"/>
+        </w:rPr>
+        <w:t>O{</w:t>
+      </w:r>
+      <w:proofErr w:type="gramEnd"/>
+      <w:r>
+        <w:rPr>
+          <w:rFonts w:ascii="Preeti" w:hAnsi="Preeti"/>
+          <w:sz w:val="40"/>
+          <w:szCs w:val="40"/>
+        </w:rPr>
+        <w:tab/>
+      </w:r>
+      <w:r>
+        <w:rPr>
+          <w:rFonts w:ascii="Preeti" w:hAnsi="Preeti"/>
+          <w:sz w:val="40"/>
+          <w:szCs w:val="40"/>
+        </w:rPr>
+        <w:tab/>
+        <w:t>p</w:t>
+      </w:r>
+      <w:r>
+        <w:rPr>
+          <w:rFonts w:ascii="Preeti" w:hAnsi="Preeti"/>
+          <w:sz w:val="40"/>
+          <w:szCs w:val="40"/>
+        </w:rPr>
+        <w:tab/>
+      </w:r>
+      <w:r>
+        <w:rPr>
+          <w:rFonts w:ascii="Preeti" w:hAnsi="Preeti"/>
+          <w:sz w:val="40"/>
+          <w:szCs w:val="40"/>
+        </w:rPr>
+        <w:tab/>
+        <w:t>pm</w:t>
+      </w:r>
+    </w:p>
+    <w:p>
+      <w:pPr>
+        <w:spacing w:after="480"/>
+        <w:rPr>
+          <w:rFonts w:ascii="Preeti" w:hAnsi="Preeti"/>
+          <w:sz w:val="40"/>
+          <w:szCs w:val="40"/>
+        </w:rPr>
+      </w:pPr>
+      <w:r>
+        <w:rPr>
+          <w:rFonts w:ascii="Preeti" w:hAnsi="Preeti"/>
+          <w:sz w:val="40"/>
+          <w:szCs w:val="40"/>
+          <w:u w:val="single"/>
+        </w:rPr>
+        <w:tab/>
+      </w:r>
+      <w:r>
+        <w:rPr>
+          <w:rFonts w:ascii="Preeti" w:hAnsi="Preeti"/>
+          <w:sz w:val="40"/>
+          <w:szCs w:val="40"/>
+        </w:rPr>
+        <w:tab/>
+      </w:r>
+      <w:r>
+        <w:rPr>
+          <w:rFonts w:ascii="Preeti" w:hAnsi="Preeti"/>
+          <w:sz w:val="40"/>
+          <w:szCs w:val="40"/>
+          <w:u w:val="single"/>
+        </w:rPr>
+        <w:tab/>
+      </w:r>
+      <w:r>
+        <w:rPr>
+          <w:rFonts w:ascii="Preeti" w:hAnsi="Preeti"/>
+          <w:sz w:val="40"/>
+          <w:szCs w:val="40"/>
+        </w:rPr>
+        <w:tab/>
+      </w:r>
+      <w:r>
+        <w:rPr>
+          <w:rFonts w:ascii="Preeti" w:hAnsi="Preeti"/>
+          <w:sz w:val="40"/>
+          <w:szCs w:val="40"/>
+          <w:u w:val="single"/>
+        </w:rPr>
+        <w:tab/>
+      </w:r>
+      <w:r>
+        <w:rPr>
+          <w:rFonts w:ascii="Preeti" w:hAnsi="Preeti"/>
+          <w:sz w:val="40"/>
+          <w:szCs w:val="40"/>
+        </w:rPr>
+        <w:tab/>
+      </w:r>
+      <w:r>
+        <w:rPr>
+          <w:rFonts w:ascii="Preeti" w:hAnsi="Preeti"/>
+          <w:sz w:val="40"/>
+          <w:szCs w:val="40"/>
+          <w:u w:val="single"/>
+        </w:rPr>
+        <w:tab/>
+      </w:r>
+      <w:r>
+        <w:rPr>
+          <w:rFonts w:ascii="Preeti" w:hAnsi="Preeti"/>
+          <w:sz w:val="40"/>
+          <w:szCs w:val="40"/>
+        </w:rPr>
+        <w:tab/>
+      </w:r>
+      <w:r>
+        <w:rPr>
+          <w:rFonts w:ascii="Preeti" w:hAnsi="Preeti"/>
+          <w:sz w:val="40"/>
+          <w:szCs w:val="40"/>
+          <w:u w:val="single"/>
+        </w:rPr>
+        <w:tab/>
+      </w:r>
+      <w:r>
+        <w:rPr>
+          <w:rFonts w:ascii="Preeti" w:hAnsi="Preeti"/>
+          <w:sz w:val="40"/>
+          <w:szCs w:val="40"/>
+        </w:rPr>
+        <w:tab/>
+      </w:r>
+      <w:r>
+        <w:rPr>
+          <w:rFonts w:ascii="Preeti" w:hAnsi="Preeti"/>
+          <w:sz w:val="40"/>
+          <w:szCs w:val="40"/>
+          <w:u w:val="single"/>
+        </w:rPr>
+        <w:tab/>
+      </w:r>
+    </w:p>
+    <w:p>
+      <w:pPr>
+        <w:rPr>
+          <w:rFonts w:ascii="Preeti" w:hAnsi="Preeti"/>
+          <w:b/>
+          <w:bCs/>
+          <w:sz w:val="40"/>
+          <w:szCs w:val="40"/>
+        </w:rPr>
+      </w:pPr>
+      <w:r>
+        <w:rPr>
+          <w:rFonts w:ascii="Preeti" w:hAnsi="Preeti"/>
+          <w:noProof/>
+          <w:sz w:val="40"/>
+          <w:szCs w:val="40"/>
+        </w:rPr>
+        <w:lastRenderedPageBreak/>
         <w:drawing>
           <wp:anchor distT="0" distB="0" distL="114300" distR="114300" simplePos="0" relativeHeight="251666432" behindDoc="0" locked="0" layoutInCell="1" allowOverlap="1" wp14:anchorId="7D93E4BC" wp14:editId="50A3C8AB">
             <wp:simplePos x="0" y="0"/>
@@ -2196,82 +2905,124 @@
           <w:sz w:val="40"/>
           <w:szCs w:val="40"/>
         </w:rPr>
-        <w:t>#= lrq / cIf/sf lardf hf]8f ldnfpg'xf];\ .</w:t>
-      </w:r>
-      <w:r>
-        <w:rPr>
-          <w:rFonts w:ascii="Preeti" w:hAnsi="Preeti"/>
-          <w:b/>
-          <w:bCs/>
-          <w:sz w:val="40"/>
-          <w:szCs w:val="40"/>
-        </w:rPr>
-        <w:tab/>
-      </w:r>
-      <w:r>
-        <w:rPr>
-          <w:rFonts w:ascii="Preeti" w:hAnsi="Preeti"/>
-          <w:b/>
-          <w:bCs/>
-          <w:sz w:val="40"/>
-          <w:szCs w:val="40"/>
-        </w:rPr>
-        <w:tab/>
-      </w:r>
-      <w:r>
-        <w:rPr>
-          <w:rFonts w:ascii="Preeti" w:hAnsi="Preeti"/>
-          <w:b/>
-          <w:bCs/>
-          <w:sz w:val="40"/>
-          <w:szCs w:val="40"/>
-        </w:rPr>
-        <w:tab/>
-      </w:r>
-      <w:r>
-        <w:rPr>
-          <w:rFonts w:ascii="Preeti" w:hAnsi="Preeti"/>
-          <w:b/>
-          <w:bCs/>
-          <w:sz w:val="40"/>
-          <w:szCs w:val="40"/>
-        </w:rPr>
-        <w:tab/>
-      </w:r>
-      <w:r>
-        <w:rPr>
-          <w:rFonts w:ascii="Preeti" w:hAnsi="Preeti"/>
-          <w:b/>
-          <w:bCs/>
-          <w:sz w:val="40"/>
-          <w:szCs w:val="40"/>
-        </w:rPr>
-        <w:tab/>
-      </w:r>
-      <w:r>
-        <w:rPr>
-          <w:rFonts w:ascii="Preeti" w:hAnsi="Preeti"/>
-          <w:b/>
-          <w:bCs/>
-          <w:sz w:val="40"/>
-          <w:szCs w:val="40"/>
-        </w:rPr>
-        <w:tab/>
-      </w:r>
-      <w:r>
-        <w:rPr>
-          <w:rFonts w:ascii="Preeti" w:hAnsi="Preeti"/>
-          <w:b/>
-          <w:bCs/>
-          <w:sz w:val="40"/>
-          <w:szCs w:val="40"/>
-        </w:rPr>
-        <w:tab/>
-        <w:t>%</w:t>
+        <w:t>$</w:t>
+      </w:r>
+      <w:r>
+        <w:rPr>
+          <w:rFonts w:ascii="Preeti" w:hAnsi="Preeti"/>
+          <w:b/>
+          <w:bCs/>
+          <w:sz w:val="40"/>
+          <w:szCs w:val="40"/>
+        </w:rPr>
+        <w:t>= lrq / cIf/sf lardf hf]8f ldnfpg'xf</w:t>
+      </w:r>
+      <w:proofErr w:type="gramStart"/>
+      <w:r>
+        <w:rPr>
+          <w:rFonts w:ascii="Preeti" w:hAnsi="Preeti"/>
+          <w:b/>
+          <w:bCs/>
+          <w:sz w:val="40"/>
+          <w:szCs w:val="40"/>
+        </w:rPr>
+        <w:t>];\</w:t>
+      </w:r>
+      <w:proofErr w:type="gramEnd"/>
+      <w:r>
+        <w:rPr>
+          <w:rFonts w:ascii="Preeti" w:hAnsi="Preeti"/>
+          <w:b/>
+          <w:bCs/>
+          <w:sz w:val="40"/>
+          <w:szCs w:val="40"/>
+        </w:rPr>
+        <w:t xml:space="preserve"> .</w:t>
+      </w:r>
+      <w:r>
+        <w:rPr>
+          <w:rFonts w:ascii="Preeti" w:hAnsi="Preeti"/>
+          <w:b/>
+          <w:bCs/>
+          <w:sz w:val="40"/>
+          <w:szCs w:val="40"/>
+        </w:rPr>
+        <w:tab/>
+      </w:r>
+      <w:r>
+        <w:rPr>
+          <w:rFonts w:ascii="Preeti" w:hAnsi="Preeti"/>
+          <w:b/>
+          <w:bCs/>
+          <w:sz w:val="40"/>
+          <w:szCs w:val="40"/>
+        </w:rPr>
+        <w:tab/>
+      </w:r>
+      <w:r>
+        <w:rPr>
+          <w:rFonts w:ascii="Preeti" w:hAnsi="Preeti"/>
+          <w:b/>
+          <w:bCs/>
+          <w:sz w:val="40"/>
+          <w:szCs w:val="40"/>
+        </w:rPr>
+        <w:tab/>
+      </w:r>
+      <w:r>
+        <w:rPr>
+          <w:rFonts w:ascii="Preeti" w:hAnsi="Preeti"/>
+          <w:b/>
+          <w:bCs/>
+          <w:sz w:val="40"/>
+          <w:szCs w:val="40"/>
+        </w:rPr>
+        <w:tab/>
+      </w:r>
+      <w:r>
+        <w:rPr>
+          <w:rFonts w:ascii="Preeti" w:hAnsi="Preeti"/>
+          <w:b/>
+          <w:bCs/>
+          <w:sz w:val="40"/>
+          <w:szCs w:val="40"/>
+        </w:rPr>
+        <w:tab/>
+      </w:r>
+      <w:r>
+        <w:rPr>
+          <w:rFonts w:ascii="Preeti" w:hAnsi="Preeti"/>
+          <w:b/>
+          <w:bCs/>
+          <w:sz w:val="40"/>
+          <w:szCs w:val="40"/>
+        </w:rPr>
+        <w:tab/>
+      </w:r>
+      <w:r>
+        <w:rPr>
+          <w:rFonts w:ascii="Preeti" w:hAnsi="Preeti"/>
+          <w:b/>
+          <w:bCs/>
+          <w:sz w:val="40"/>
+          <w:szCs w:val="40"/>
+        </w:rPr>
+        <w:tab/>
+      </w:r>
+      <w:r>
+        <w:rPr>
+          <w:rFonts w:ascii="Preeti" w:hAnsi="Preeti"/>
+          <w:b/>
+          <w:bCs/>
+          <w:sz w:val="40"/>
+          <w:szCs w:val="40"/>
+        </w:rPr>
+        <w:t>$</w:t>
       </w:r>
     </w:p>
     <w:p>
       <w:pPr>
+        <w:spacing w:line="360" w:lineRule="auto"/>
         <w:rPr>
           <w:rFonts w:ascii="Preeti" w:hAnsi="Preeti"/>
           <w:sz w:val="40"/>
@@ -2329,6 +3080,7 @@
     </w:p>
     <w:p>
       <w:pPr>
+        <w:spacing w:line="360" w:lineRule="auto"/>
         <w:rPr>
           <w:rFonts w:ascii="Preeti" w:hAnsi="Preeti"/>
           <w:sz w:val="40"/>
@@ -2338,17 +3090,18 @@
       <w:r>
         <w:rPr>
           <w:rFonts w:ascii="Preeti" w:hAnsi="Preeti"/>
+          <w:noProof/>
           <w:sz w:val="40"/>
           <w:szCs w:val="40"/>
         </w:rPr>
         <w:drawing>
-          <wp:anchor distT="0" distB="0" distL="114300" distR="114300" simplePos="0" relativeHeight="251665408" behindDoc="0" locked="0" layoutInCell="1" allowOverlap="1" wp14:anchorId="2DBAE8F9" wp14:editId="5BADE58C">
+          <wp:anchor distT="0" distB="0" distL="114300" distR="114300" simplePos="0" relativeHeight="251665408" behindDoc="0" locked="0" layoutInCell="1" allowOverlap="1" wp14:anchorId="2DBAE8F9" wp14:editId="66CA3BA9">
             <wp:simplePos x="0" y="0"/>
             <wp:positionH relativeFrom="column">
               <wp:posOffset>2170430</wp:posOffset>
             </wp:positionH>
             <wp:positionV relativeFrom="paragraph">
-              <wp:posOffset>140316</wp:posOffset>
+              <wp:posOffset>44809</wp:posOffset>
             </wp:positionV>
             <wp:extent cx="622935" cy="476250"/>
             <wp:effectExtent l="19050" t="19050" r="24765" b="19050"/>
@@ -2423,6 +3176,7 @@
     </w:p>
     <w:p>
       <w:pPr>
+        <w:spacing w:line="360" w:lineRule="auto"/>
         <w:rPr>
           <w:rFonts w:ascii="Preeti" w:hAnsi="Preeti"/>
           <w:sz w:val="40"/>
@@ -2432,17 +3186,18 @@
       <w:r>
         <w:rPr>
           <w:rFonts w:ascii="Preeti" w:hAnsi="Preeti"/>
+          <w:noProof/>
           <w:sz w:val="40"/>
           <w:szCs w:val="40"/>
         </w:rPr>
         <w:drawing>
-          <wp:anchor distT="0" distB="0" distL="114300" distR="114300" simplePos="0" relativeHeight="251667456" behindDoc="0" locked="0" layoutInCell="1" allowOverlap="1" wp14:anchorId="768868DA" wp14:editId="4D675E59">
+          <wp:anchor distT="0" distB="0" distL="114300" distR="114300" simplePos="0" relativeHeight="251667456" behindDoc="0" locked="0" layoutInCell="1" allowOverlap="1" wp14:anchorId="768868DA" wp14:editId="633E2340">
             <wp:simplePos x="0" y="0"/>
             <wp:positionH relativeFrom="column">
               <wp:posOffset>2185670</wp:posOffset>
             </wp:positionH>
             <wp:positionV relativeFrom="paragraph">
-              <wp:posOffset>294460</wp:posOffset>
+              <wp:posOffset>104224</wp:posOffset>
             </wp:positionV>
             <wp:extent cx="612775" cy="431165"/>
             <wp:effectExtent l="19050" t="19050" r="15875" b="26035"/>
@@ -2517,6 +3272,7 @@
     </w:p>
     <w:p>
       <w:pPr>
+        <w:spacing w:line="360" w:lineRule="auto"/>
         <w:rPr>
           <w:rFonts w:ascii="Preeti" w:hAnsi="Preeti"/>
           <w:sz w:val="40"/>
@@ -2526,34 +3282,18 @@
       <w:r>
         <w:rPr>
           <w:rFonts w:ascii="Preeti" w:hAnsi="Preeti"/>
-          <w:sz w:val="40"/>
-          <w:szCs w:val="40"/>
-        </w:rPr>
-        <w:t>g</w:t>
-      </w:r>
-    </w:p>
-    <w:p>
-      <w:pPr>
-        <w:rPr>
-          <w:rFonts w:ascii="Preeti" w:hAnsi="Preeti"/>
-          <w:sz w:val="40"/>
-          <w:szCs w:val="40"/>
-        </w:rPr>
-      </w:pPr>
-      <w:r>
-        <w:rPr>
-          <w:rFonts w:ascii="Preeti" w:hAnsi="Preeti"/>
+          <w:noProof/>
           <w:sz w:val="40"/>
           <w:szCs w:val="40"/>
         </w:rPr>
         <w:drawing>
-          <wp:anchor distT="0" distB="0" distL="114300" distR="114300" simplePos="0" relativeHeight="251670528" behindDoc="0" locked="0" layoutInCell="1" allowOverlap="1" wp14:anchorId="6A2B6F93" wp14:editId="1B631B28">
+          <wp:anchor distT="0" distB="0" distL="114300" distR="114300" simplePos="0" relativeHeight="251670528" behindDoc="0" locked="0" layoutInCell="1" allowOverlap="1" wp14:anchorId="6A2B6F93" wp14:editId="1ED4A9B2">
             <wp:simplePos x="0" y="0"/>
             <wp:positionH relativeFrom="column">
-              <wp:posOffset>2165985</wp:posOffset>
+              <wp:posOffset>2183130</wp:posOffset>
             </wp:positionH>
             <wp:positionV relativeFrom="paragraph">
-              <wp:posOffset>70153</wp:posOffset>
+              <wp:posOffset>143199</wp:posOffset>
             </wp:positionV>
             <wp:extent cx="586740" cy="469900"/>
             <wp:effectExtent l="19050" t="19050" r="22860" b="25400"/>
@@ -2623,11 +3363,12 @@
           <w:sz w:val="40"/>
           <w:szCs w:val="40"/>
         </w:rPr>
-        <w:t>5</w:t>
+        <w:t>g</w:t>
       </w:r>
     </w:p>
     <w:p>
       <w:pPr>
+        <w:spacing w:line="360" w:lineRule="auto"/>
         <w:rPr>
           <w:rFonts w:ascii="Preeti" w:hAnsi="Preeti"/>
           <w:sz w:val="40"/>
@@ -2637,17 +3378,18 @@
       <w:r>
         <w:rPr>
           <w:rFonts w:ascii="Preeti" w:hAnsi="Preeti"/>
+          <w:noProof/>
           <w:sz w:val="40"/>
           <w:szCs w:val="40"/>
         </w:rPr>
         <w:drawing>
-          <wp:anchor distT="0" distB="0" distL="114300" distR="114300" simplePos="0" relativeHeight="251669504" behindDoc="0" locked="0" layoutInCell="1" allowOverlap="1" wp14:anchorId="1F644853" wp14:editId="3DF1F209">
+          <wp:anchor distT="0" distB="0" distL="114300" distR="114300" simplePos="0" relativeHeight="251669504" behindDoc="0" locked="0" layoutInCell="1" allowOverlap="1" wp14:anchorId="1F644853" wp14:editId="6FBEB997">
             <wp:simplePos x="0" y="0"/>
             <wp:positionH relativeFrom="column">
-              <wp:posOffset>2169160</wp:posOffset>
+              <wp:posOffset>2196573</wp:posOffset>
             </wp:positionH>
             <wp:positionV relativeFrom="paragraph">
-              <wp:posOffset>240173</wp:posOffset>
+              <wp:posOffset>229235</wp:posOffset>
             </wp:positionV>
             <wp:extent cx="576580" cy="502285"/>
             <wp:effectExtent l="19050" t="19050" r="13970" b="12065"/>
@@ -2719,12 +3461,11 @@
           <w:sz w:val="40"/>
           <w:szCs w:val="40"/>
         </w:rPr>
-        <w:br w:type="page"/>
+        <w:t>5</w:t>
       </w:r>
     </w:p>
     <w:p>
       <w:pPr>
-        <w:spacing w:after="0" w:line="240" w:lineRule="auto"/>
         <w:rPr>
           <w:rFonts w:ascii="Preeti" w:hAnsi="Preeti"/>
           <w:b/>
@@ -2733,123 +3474,13 @@
           <w:szCs w:val="40"/>
         </w:rPr>
       </w:pPr>
-      <w:r>
-        <w:rPr>
-          <w:rFonts w:ascii="Preeti" w:hAnsi="Preeti"/>
-          <w:b/>
-          <w:bCs/>
-          <w:sz w:val="40"/>
-          <w:szCs w:val="40"/>
-        </w:rPr>
-        <w:lastRenderedPageBreak/>
-        <w:t>$= p:t} cIf/nfO{ ;fg'{xf];\ .</w:t>
-      </w:r>
-      <w:r>
-        <w:rPr>
-          <w:rFonts w:ascii="Preeti" w:hAnsi="Preeti"/>
-          <w:b/>
-          <w:bCs/>
-          <w:sz w:val="40"/>
-          <w:szCs w:val="40"/>
-        </w:rPr>
-        <w:tab/>
-      </w:r>
-      <w:r>
-        <w:rPr>
-          <w:rFonts w:ascii="Preeti" w:hAnsi="Preeti"/>
-          <w:b/>
-          <w:bCs/>
-          <w:sz w:val="40"/>
-          <w:szCs w:val="40"/>
-        </w:rPr>
-        <w:tab/>
-      </w:r>
-      <w:r>
-        <w:rPr>
-          <w:rFonts w:ascii="Preeti" w:hAnsi="Preeti"/>
-          <w:b/>
-          <w:bCs/>
-          <w:sz w:val="40"/>
-          <w:szCs w:val="40"/>
-        </w:rPr>
-        <w:tab/>
-      </w:r>
-      <w:r>
-        <w:rPr>
-          <w:rFonts w:ascii="Preeti" w:hAnsi="Preeti"/>
-          <w:b/>
-          <w:bCs/>
-          <w:sz w:val="40"/>
-          <w:szCs w:val="40"/>
-        </w:rPr>
-        <w:tab/>
-      </w:r>
-      <w:r>
-        <w:rPr>
-          <w:rFonts w:ascii="Preeti" w:hAnsi="Preeti"/>
-          <w:b/>
-          <w:bCs/>
-          <w:sz w:val="40"/>
-          <w:szCs w:val="40"/>
-        </w:rPr>
-        <w:tab/>
-      </w:r>
-      <w:r>
-        <w:rPr>
-          <w:rFonts w:ascii="Preeti" w:hAnsi="Preeti"/>
-          <w:b/>
-          <w:bCs/>
-          <w:sz w:val="40"/>
-          <w:szCs w:val="40"/>
-        </w:rPr>
-        <w:tab/>
-      </w:r>
-      <w:r>
-        <w:rPr>
-          <w:rFonts w:ascii="Preeti" w:hAnsi="Preeti"/>
-          <w:b/>
-          <w:bCs/>
-          <w:sz w:val="40"/>
-          <w:szCs w:val="40"/>
-        </w:rPr>
-        <w:tab/>
-      </w:r>
-      <w:r>
-        <w:rPr>
-          <w:rFonts w:ascii="Preeti" w:hAnsi="Preeti"/>
-          <w:b/>
-          <w:bCs/>
-          <w:sz w:val="40"/>
-          <w:szCs w:val="40"/>
-        </w:rPr>
-        <w:tab/>
-      </w:r>
-      <w:r>
-        <w:rPr>
-          <w:rFonts w:ascii="Preeti" w:hAnsi="Preeti"/>
-          <w:b/>
-          <w:bCs/>
-          <w:sz w:val="40"/>
-          <w:szCs w:val="40"/>
-        </w:rPr>
-        <w:tab/>
-      </w:r>
-      <w:r>
-        <w:rPr>
-          <w:rFonts w:ascii="Preeti" w:hAnsi="Preeti"/>
-          <w:b/>
-          <w:bCs/>
-          <w:sz w:val="40"/>
-          <w:szCs w:val="40"/>
-        </w:rPr>
-        <w:tab/>
-        <w:t>%</w:t>
-      </w:r>
     </w:p>
     <w:p>
       <w:pPr>
         <w:rPr>
           <w:rFonts w:ascii="Preeti" w:hAnsi="Preeti"/>
+          <w:b/>
+          <w:bCs/>
           <w:sz w:val="40"/>
           <w:szCs w:val="40"/>
         </w:rPr>
@@ -2857,230 +3488,23 @@
       <w:r>
         <w:rPr>
           <w:rFonts w:ascii="Preeti" w:hAnsi="Preeti"/>
-          <w:sz w:val="40"/>
-          <w:szCs w:val="40"/>
-        </w:rPr>
-        <w:t>c</w:t>
-      </w:r>
-      <w:r>
-        <w:rPr>
-          <w:rFonts w:ascii="Preeti" w:hAnsi="Preeti"/>
-          <w:sz w:val="40"/>
-          <w:szCs w:val="40"/>
-        </w:rPr>
-        <w:tab/>
-      </w:r>
-      <w:r>
-        <w:rPr>
-          <w:rFonts w:ascii="Preeti" w:hAnsi="Preeti"/>
-          <w:sz w:val="40"/>
-          <w:szCs w:val="40"/>
-        </w:rPr>
-        <w:tab/>
-        <w:t>cf</w:t>
-      </w:r>
-      <w:r>
-        <w:rPr>
-          <w:rFonts w:ascii="Preeti" w:hAnsi="Preeti"/>
-          <w:sz w:val="40"/>
-          <w:szCs w:val="40"/>
-        </w:rPr>
-        <w:tab/>
-      </w:r>
-      <w:r>
-        <w:rPr>
-          <w:rFonts w:ascii="Preeti" w:hAnsi="Preeti"/>
-          <w:sz w:val="40"/>
-          <w:szCs w:val="40"/>
-        </w:rPr>
-        <w:tab/>
-        <w:t>O</w:t>
-      </w:r>
-      <w:r>
-        <w:rPr>
-          <w:rFonts w:ascii="Preeti" w:hAnsi="Preeti"/>
-          <w:sz w:val="40"/>
-          <w:szCs w:val="40"/>
-        </w:rPr>
-        <w:tab/>
-      </w:r>
-      <w:r>
-        <w:rPr>
-          <w:rFonts w:ascii="Preeti" w:hAnsi="Preeti"/>
-          <w:sz w:val="40"/>
-          <w:szCs w:val="40"/>
-        </w:rPr>
-        <w:tab/>
-        <w:t>O{</w:t>
-      </w:r>
-      <w:r>
-        <w:rPr>
-          <w:rFonts w:ascii="Preeti" w:hAnsi="Preeti"/>
-          <w:sz w:val="40"/>
-          <w:szCs w:val="40"/>
-        </w:rPr>
-        <w:tab/>
-      </w:r>
-      <w:r>
-        <w:rPr>
-          <w:rFonts w:ascii="Preeti" w:hAnsi="Preeti"/>
-          <w:sz w:val="40"/>
-          <w:szCs w:val="40"/>
-        </w:rPr>
-        <w:tab/>
-        <w:t>p</w:t>
-      </w:r>
-      <w:r>
-        <w:rPr>
-          <w:rFonts w:ascii="Preeti" w:hAnsi="Preeti"/>
-          <w:sz w:val="40"/>
-          <w:szCs w:val="40"/>
-        </w:rPr>
-        <w:tab/>
-      </w:r>
-      <w:r>
-        <w:rPr>
-          <w:rFonts w:ascii="Preeti" w:hAnsi="Preeti"/>
-          <w:sz w:val="40"/>
-          <w:szCs w:val="40"/>
-        </w:rPr>
-        <w:tab/>
-        <w:t>pm</w:t>
-      </w:r>
-    </w:p>
-    <w:p>
-      <w:pPr>
-        <w:spacing w:after="480"/>
-        <w:rPr>
-          <w:rFonts w:ascii="Preeti" w:hAnsi="Preeti"/>
-          <w:sz w:val="40"/>
-          <w:szCs w:val="40"/>
-        </w:rPr>
-      </w:pPr>
-      <w:r>
-        <w:rPr>
-          <w:rFonts w:ascii="Preeti" w:hAnsi="Preeti"/>
-          <w:sz w:val="40"/>
-          <w:szCs w:val="40"/>
-          <w:u w:val="single"/>
-        </w:rPr>
-        <w:tab/>
-      </w:r>
-      <w:r>
-        <w:rPr>
-          <w:rFonts w:ascii="Preeti" w:hAnsi="Preeti"/>
-          <w:sz w:val="40"/>
-          <w:szCs w:val="40"/>
-        </w:rPr>
-        <w:tab/>
-      </w:r>
-      <w:r>
-        <w:rPr>
-          <w:rFonts w:ascii="Preeti" w:hAnsi="Preeti"/>
-          <w:sz w:val="40"/>
-          <w:szCs w:val="40"/>
-          <w:u w:val="single"/>
-        </w:rPr>
-        <w:tab/>
-      </w:r>
-      <w:r>
-        <w:rPr>
-          <w:rFonts w:ascii="Preeti" w:hAnsi="Preeti"/>
-          <w:sz w:val="40"/>
-          <w:szCs w:val="40"/>
-        </w:rPr>
-        <w:tab/>
-      </w:r>
-      <w:r>
-        <w:rPr>
-          <w:rFonts w:ascii="Preeti" w:hAnsi="Preeti"/>
-          <w:sz w:val="40"/>
-          <w:szCs w:val="40"/>
-          <w:u w:val="single"/>
-        </w:rPr>
-        <w:tab/>
-      </w:r>
-      <w:r>
-        <w:rPr>
-          <w:rFonts w:ascii="Preeti" w:hAnsi="Preeti"/>
-          <w:sz w:val="40"/>
-          <w:szCs w:val="40"/>
-        </w:rPr>
-        <w:tab/>
-      </w:r>
-      <w:r>
-        <w:rPr>
-          <w:rFonts w:ascii="Preeti" w:hAnsi="Preeti"/>
-          <w:sz w:val="40"/>
-          <w:szCs w:val="40"/>
-          <w:u w:val="single"/>
-        </w:rPr>
-        <w:tab/>
-      </w:r>
-      <w:r>
-        <w:rPr>
-          <w:rFonts w:ascii="Preeti" w:hAnsi="Preeti"/>
-          <w:sz w:val="40"/>
-          <w:szCs w:val="40"/>
-        </w:rPr>
-        <w:tab/>
-      </w:r>
-      <w:r>
-        <w:rPr>
-          <w:rFonts w:ascii="Preeti" w:hAnsi="Preeti"/>
-          <w:sz w:val="40"/>
-          <w:szCs w:val="40"/>
-          <w:u w:val="single"/>
-        </w:rPr>
-        <w:tab/>
-      </w:r>
-      <w:r>
-        <w:rPr>
-          <w:rFonts w:ascii="Preeti" w:hAnsi="Preeti"/>
-          <w:sz w:val="40"/>
-          <w:szCs w:val="40"/>
-        </w:rPr>
-        <w:tab/>
-      </w:r>
-      <w:r>
-        <w:rPr>
-          <w:rFonts w:ascii="Preeti" w:hAnsi="Preeti"/>
-          <w:sz w:val="40"/>
-          <w:szCs w:val="40"/>
-          <w:u w:val="single"/>
-        </w:rPr>
-        <w:tab/>
-      </w:r>
-    </w:p>
-    <w:p>
-      <w:pPr>
-        <w:rPr>
-          <w:rFonts w:ascii="Preeti" w:hAnsi="Preeti"/>
-          <w:b/>
-          <w:bCs/>
-          <w:sz w:val="40"/>
-          <w:szCs w:val="40"/>
-        </w:rPr>
-      </w:pPr>
-      <w:r>
-        <w:rPr>
-          <w:rFonts w:ascii="Preeti" w:hAnsi="Preeti"/>
-          <w:b/>
-          <w:bCs/>
+          <w:b/>
+          <w:bCs/>
+          <w:noProof/>
           <w:sz w:val="40"/>
           <w:szCs w:val="40"/>
         </w:rPr>
         <w:drawing>
-          <wp:anchor distT="0" distB="0" distL="114300" distR="114300" simplePos="0" relativeHeight="251672576" behindDoc="0" locked="0" layoutInCell="1" allowOverlap="1" wp14:anchorId="65375D89" wp14:editId="06133D50">
+          <wp:anchor distT="0" distB="0" distL="114300" distR="114300" simplePos="0" relativeHeight="251672576" behindDoc="0" locked="0" layoutInCell="1" allowOverlap="1" wp14:anchorId="65375D89" wp14:editId="1A0151EA">
             <wp:simplePos x="0" y="0"/>
             <wp:positionH relativeFrom="column">
-              <wp:posOffset>253613</wp:posOffset>
+              <wp:posOffset>251963</wp:posOffset>
             </wp:positionH>
             <wp:positionV relativeFrom="paragraph">
-              <wp:posOffset>341161</wp:posOffset>
+              <wp:posOffset>337700</wp:posOffset>
             </wp:positionV>
-            <wp:extent cx="3138781" cy="1531454"/>
-            <wp:effectExtent l="19050" t="19050" r="24130" b="12065"/>
+            <wp:extent cx="6290475" cy="3069207"/>
+            <wp:effectExtent l="19050" t="19050" r="15240" b="17145"/>
             <wp:wrapNone/>
             <wp:docPr id="815250588" name="Picture 18"/>
             <wp:cNvGraphicFramePr>
@@ -3111,7 +3535,7 @@
                   <pic:spPr bwMode="auto">
                     <a:xfrm>
                       <a:off x="0" y="0"/>
-                      <a:ext cx="3148015" cy="1535959"/>
+                      <a:ext cx="6331371" cy="3089161"/>
                     </a:xfrm>
                     <a:prstGeom prst="rect">
                       <a:avLst/>
@@ -3146,6 +3570,7 @@
           <w:rFonts w:ascii="Preeti" w:hAnsi="Preeti"/>
           <w:b/>
           <w:bCs/>
+          <w:noProof/>
           <w:sz w:val="40"/>
           <w:szCs w:val="40"/>
         </w:rPr>
@@ -3246,7 +3671,29 @@
           <w:szCs w:val="40"/>
         </w:rPr>
         <w:tab/>
-        <w:t xml:space="preserve"> _ 3]/f nufpg'xf];\ .</w:t>
+        <w:t xml:space="preserve"> _ 3]/f nufpg'xf</w:t>
+      </w:r>
+      <w:proofErr w:type="gramStart"/>
+      <w:r>
+        <w:rPr>
+          <w:rFonts w:ascii="Preeti" w:hAnsi="Preeti"/>
+          <w:b/>
+          <w:bCs/>
+          <w:sz w:val="40"/>
+          <w:szCs w:val="40"/>
+        </w:rPr>
+        <w:t>];\</w:t>
+      </w:r>
+      <w:proofErr w:type="gramEnd"/>
+      <w:r>
+        <w:rPr>
+          <w:rFonts w:ascii="Preeti" w:hAnsi="Preeti"/>
+          <w:b/>
+          <w:bCs/>
+          <w:sz w:val="40"/>
+          <w:szCs w:val="40"/>
+        </w:rPr>
+        <w:t xml:space="preserve"> .</w:t>
       </w:r>
       <w:r>
         <w:rPr>
@@ -3369,486 +3816,50 @@
           <w:szCs w:val="40"/>
         </w:rPr>
       </w:pPr>
-      <w:r>
-        <w:rPr>
-          <w:rFonts w:ascii="Preeti" w:hAnsi="Preeti"/>
-          <w:b/>
-          <w:bCs/>
-          <w:sz w:val="40"/>
-          <w:szCs w:val="40"/>
-        </w:rPr>
-        <w:t>^= vfnL 7fpF eg'{xf];\ .</w:t>
-      </w:r>
-      <w:r>
-        <w:rPr>
-          <w:rFonts w:ascii="Preeti" w:hAnsi="Preeti"/>
-          <w:b/>
-          <w:bCs/>
-          <w:sz w:val="40"/>
-          <w:szCs w:val="40"/>
-        </w:rPr>
-        <w:tab/>
-      </w:r>
-      <w:r>
-        <w:rPr>
-          <w:rFonts w:ascii="Preeti" w:hAnsi="Preeti"/>
-          <w:b/>
-          <w:bCs/>
-          <w:sz w:val="40"/>
-          <w:szCs w:val="40"/>
-        </w:rPr>
-        <w:tab/>
-      </w:r>
-      <w:r>
-        <w:rPr>
-          <w:rFonts w:ascii="Preeti" w:hAnsi="Preeti"/>
-          <w:b/>
-          <w:bCs/>
-          <w:sz w:val="40"/>
-          <w:szCs w:val="40"/>
-        </w:rPr>
-        <w:tab/>
-      </w:r>
-      <w:r>
-        <w:rPr>
-          <w:rFonts w:ascii="Preeti" w:hAnsi="Preeti"/>
-          <w:b/>
-          <w:bCs/>
-          <w:sz w:val="40"/>
-          <w:szCs w:val="40"/>
-        </w:rPr>
-        <w:tab/>
-      </w:r>
-      <w:r>
-        <w:rPr>
-          <w:rFonts w:ascii="Preeti" w:hAnsi="Preeti"/>
-          <w:b/>
-          <w:bCs/>
-          <w:sz w:val="40"/>
-          <w:szCs w:val="40"/>
-        </w:rPr>
-        <w:tab/>
-      </w:r>
-      <w:r>
-        <w:rPr>
-          <w:rFonts w:ascii="Preeti" w:hAnsi="Preeti"/>
-          <w:b/>
-          <w:bCs/>
-          <w:sz w:val="40"/>
-          <w:szCs w:val="40"/>
-        </w:rPr>
-        <w:tab/>
-      </w:r>
-      <w:r>
-        <w:rPr>
-          <w:rFonts w:ascii="Preeti" w:hAnsi="Preeti"/>
-          <w:b/>
-          <w:bCs/>
-          <w:sz w:val="40"/>
-          <w:szCs w:val="40"/>
-        </w:rPr>
-        <w:tab/>
-      </w:r>
-      <w:r>
-        <w:rPr>
-          <w:rFonts w:ascii="Preeti" w:hAnsi="Preeti"/>
-          <w:b/>
-          <w:bCs/>
-          <w:sz w:val="40"/>
-          <w:szCs w:val="40"/>
-        </w:rPr>
-        <w:tab/>
-      </w:r>
-      <w:r>
-        <w:rPr>
-          <w:rFonts w:ascii="Preeti" w:hAnsi="Preeti"/>
-          <w:b/>
-          <w:bCs/>
-          <w:sz w:val="40"/>
-          <w:szCs w:val="40"/>
-        </w:rPr>
-        <w:tab/>
-      </w:r>
-      <w:r>
-        <w:rPr>
-          <w:rFonts w:ascii="Preeti" w:hAnsi="Preeti"/>
-          <w:b/>
-          <w:bCs/>
-          <w:sz w:val="40"/>
-          <w:szCs w:val="40"/>
-        </w:rPr>
-        <w:tab/>
-        <w:t xml:space="preserve">    !#</w:t>
-      </w:r>
     </w:p>
     <w:p>
       <w:pPr>
         <w:spacing w:line="360" w:lineRule="auto"/>
         <w:rPr>
           <w:rFonts w:ascii="Preeti" w:hAnsi="Preeti"/>
+          <w:b/>
+          <w:bCs/>
           <w:sz w:val="40"/>
           <w:szCs w:val="40"/>
         </w:rPr>
       </w:pPr>
-      <w:r>
-        <w:rPr>
-          <w:rFonts w:ascii="Preeti" w:hAnsi="Preeti"/>
-          <w:sz w:val="40"/>
-          <w:szCs w:val="40"/>
-          <w:u w:val="single"/>
-        </w:rPr>
-        <w:tab/>
-      </w:r>
-      <w:r>
-        <w:rPr>
-          <w:rFonts w:ascii="Preeti" w:hAnsi="Preeti"/>
-          <w:sz w:val="40"/>
-          <w:szCs w:val="40"/>
-        </w:rPr>
-        <w:tab/>
-        <w:t>v</w:t>
-      </w:r>
-      <w:r>
-        <w:rPr>
-          <w:rFonts w:ascii="Preeti" w:hAnsi="Preeti"/>
-          <w:sz w:val="40"/>
-          <w:szCs w:val="40"/>
-        </w:rPr>
-        <w:tab/>
-      </w:r>
-      <w:r>
-        <w:rPr>
-          <w:rFonts w:ascii="Preeti" w:hAnsi="Preeti"/>
-          <w:sz w:val="40"/>
-          <w:szCs w:val="40"/>
-          <w:u w:val="single"/>
-        </w:rPr>
-        <w:tab/>
-      </w:r>
-      <w:r>
-        <w:rPr>
-          <w:rFonts w:ascii="Preeti" w:hAnsi="Preeti"/>
-          <w:sz w:val="40"/>
-          <w:szCs w:val="40"/>
-        </w:rPr>
-        <w:tab/>
-        <w:t>3</w:t>
-      </w:r>
-      <w:r>
-        <w:rPr>
-          <w:rFonts w:ascii="Preeti" w:hAnsi="Preeti"/>
-          <w:sz w:val="40"/>
-          <w:szCs w:val="40"/>
-        </w:rPr>
-        <w:tab/>
-        <w:t>ª</w:t>
-      </w:r>
-      <w:r>
-        <w:rPr>
-          <w:rFonts w:ascii="Preeti" w:hAnsi="Preeti"/>
-          <w:sz w:val="40"/>
-          <w:szCs w:val="40"/>
-        </w:rPr>
-        <w:tab/>
-        <w:t>r</w:t>
-      </w:r>
-      <w:r>
-        <w:rPr>
-          <w:rFonts w:ascii="Preeti" w:hAnsi="Preeti"/>
-          <w:sz w:val="40"/>
-          <w:szCs w:val="40"/>
-        </w:rPr>
-        <w:tab/>
-      </w:r>
-      <w:r>
-        <w:rPr>
-          <w:rFonts w:ascii="Preeti" w:hAnsi="Preeti"/>
-          <w:sz w:val="40"/>
-          <w:szCs w:val="40"/>
-          <w:u w:val="single"/>
-        </w:rPr>
-        <w:tab/>
-      </w:r>
-      <w:r>
-        <w:rPr>
-          <w:rFonts w:ascii="Preeti" w:hAnsi="Preeti"/>
-          <w:sz w:val="40"/>
-          <w:szCs w:val="40"/>
-        </w:rPr>
-        <w:tab/>
-      </w:r>
-      <w:r>
-        <w:rPr>
-          <w:rFonts w:ascii="Preeti" w:hAnsi="Preeti"/>
-          <w:sz w:val="40"/>
-          <w:szCs w:val="40"/>
-          <w:u w:val="single"/>
-        </w:rPr>
-        <w:tab/>
-      </w:r>
-      <w:r>
-        <w:rPr>
-          <w:rFonts w:ascii="Preeti" w:hAnsi="Preeti"/>
-          <w:sz w:val="40"/>
-          <w:szCs w:val="40"/>
-        </w:rPr>
-        <w:tab/>
-        <w:t>em</w:t>
-      </w:r>
     </w:p>
     <w:p>
       <w:pPr>
         <w:spacing w:line="360" w:lineRule="auto"/>
         <w:rPr>
           <w:rFonts w:ascii="Preeti" w:hAnsi="Preeti"/>
+          <w:b/>
+          <w:bCs/>
           <w:sz w:val="40"/>
           <w:szCs w:val="40"/>
         </w:rPr>
       </w:pPr>
-      <w:r>
-        <w:rPr>
-          <w:rFonts w:ascii="Preeti" w:hAnsi="Preeti"/>
-          <w:sz w:val="40"/>
-          <w:szCs w:val="40"/>
-        </w:rPr>
-        <w:t>`</w:t>
-      </w:r>
-      <w:r>
-        <w:rPr>
-          <w:rFonts w:ascii="Preeti" w:hAnsi="Preeti"/>
-          <w:sz w:val="40"/>
-          <w:szCs w:val="40"/>
-        </w:rPr>
-        <w:tab/>
-      </w:r>
-      <w:r>
-        <w:rPr>
-          <w:rFonts w:ascii="Preeti" w:hAnsi="Preeti"/>
-          <w:sz w:val="40"/>
-          <w:szCs w:val="40"/>
-          <w:u w:val="single"/>
-        </w:rPr>
-        <w:tab/>
-      </w:r>
-      <w:r>
-        <w:rPr>
-          <w:rFonts w:ascii="Preeti" w:hAnsi="Preeti"/>
-          <w:sz w:val="40"/>
-          <w:szCs w:val="40"/>
-        </w:rPr>
-        <w:tab/>
-        <w:t>7</w:t>
-      </w:r>
-      <w:r>
-        <w:rPr>
-          <w:rFonts w:ascii="Preeti" w:hAnsi="Preeti"/>
-          <w:sz w:val="40"/>
-          <w:szCs w:val="40"/>
-        </w:rPr>
-        <w:tab/>
-      </w:r>
-      <w:r>
-        <w:rPr>
-          <w:rFonts w:ascii="Preeti" w:hAnsi="Preeti"/>
-          <w:sz w:val="40"/>
-          <w:szCs w:val="40"/>
-          <w:u w:val="single"/>
-        </w:rPr>
-        <w:tab/>
-      </w:r>
-      <w:r>
-        <w:rPr>
-          <w:rFonts w:ascii="Preeti" w:hAnsi="Preeti"/>
-          <w:sz w:val="40"/>
-          <w:szCs w:val="40"/>
-        </w:rPr>
-        <w:tab/>
-        <w:t>9</w:t>
-      </w:r>
-      <w:r>
-        <w:rPr>
-          <w:rFonts w:ascii="Preeti" w:hAnsi="Preeti"/>
-          <w:sz w:val="40"/>
-          <w:szCs w:val="40"/>
-        </w:rPr>
-        <w:tab/>
-        <w:t>0f</w:t>
-      </w:r>
-      <w:r>
-        <w:rPr>
-          <w:rFonts w:ascii="Preeti" w:hAnsi="Preeti"/>
-          <w:sz w:val="40"/>
-          <w:szCs w:val="40"/>
-        </w:rPr>
-        <w:tab/>
-      </w:r>
-      <w:r>
-        <w:rPr>
-          <w:rFonts w:ascii="Preeti" w:hAnsi="Preeti"/>
-          <w:sz w:val="40"/>
-          <w:szCs w:val="40"/>
-          <w:u w:val="single"/>
-        </w:rPr>
-        <w:tab/>
-      </w:r>
-      <w:r>
-        <w:rPr>
-          <w:rFonts w:ascii="Preeti" w:hAnsi="Preeti"/>
-          <w:sz w:val="40"/>
-          <w:szCs w:val="40"/>
-        </w:rPr>
-        <w:tab/>
-        <w:t>y</w:t>
-      </w:r>
-      <w:r>
-        <w:rPr>
-          <w:rFonts w:ascii="Preeti" w:hAnsi="Preeti"/>
-          <w:sz w:val="40"/>
-          <w:szCs w:val="40"/>
-        </w:rPr>
-        <w:tab/>
-        <w:t>b</w:t>
-      </w:r>
-      <w:r>
-        <w:rPr>
-          <w:rFonts w:ascii="Preeti" w:hAnsi="Preeti"/>
-          <w:sz w:val="40"/>
-          <w:szCs w:val="40"/>
-        </w:rPr>
-        <w:tab/>
-        <w:t>w</w:t>
-      </w:r>
     </w:p>
     <w:p>
       <w:pPr>
         <w:spacing w:line="360" w:lineRule="auto"/>
         <w:rPr>
           <w:rFonts w:ascii="Preeti" w:hAnsi="Preeti"/>
-          <w:sz w:val="40"/>
-          <w:szCs w:val="40"/>
-          <w:u w:val="single"/>
+          <w:b/>
+          <w:bCs/>
+          <w:sz w:val="40"/>
+          <w:szCs w:val="40"/>
         </w:rPr>
       </w:pPr>
-      <w:r>
-        <w:rPr>
-          <w:rFonts w:ascii="Preeti" w:hAnsi="Preeti"/>
-          <w:sz w:val="40"/>
-          <w:szCs w:val="40"/>
-          <w:u w:val="single"/>
-        </w:rPr>
-        <w:tab/>
-      </w:r>
-      <w:r>
-        <w:rPr>
-          <w:rFonts w:ascii="Preeti" w:hAnsi="Preeti"/>
-          <w:sz w:val="40"/>
-          <w:szCs w:val="40"/>
-        </w:rPr>
-        <w:tab/>
-        <w:t>k</w:t>
-      </w:r>
-      <w:r>
-        <w:rPr>
-          <w:rFonts w:ascii="Preeti" w:hAnsi="Preeti"/>
-          <w:sz w:val="40"/>
-          <w:szCs w:val="40"/>
-        </w:rPr>
-        <w:tab/>
-        <w:t>km</w:t>
-      </w:r>
-      <w:r>
-        <w:rPr>
-          <w:rFonts w:ascii="Preeti" w:hAnsi="Preeti"/>
-          <w:sz w:val="40"/>
-          <w:szCs w:val="40"/>
-        </w:rPr>
-        <w:tab/>
-      </w:r>
-      <w:r>
-        <w:rPr>
-          <w:rFonts w:ascii="Preeti" w:hAnsi="Preeti"/>
-          <w:sz w:val="40"/>
-          <w:szCs w:val="40"/>
-          <w:u w:val="single"/>
-        </w:rPr>
-        <w:tab/>
-      </w:r>
-      <w:r>
-        <w:rPr>
-          <w:rFonts w:ascii="Preeti" w:hAnsi="Preeti"/>
-          <w:sz w:val="40"/>
-          <w:szCs w:val="40"/>
-        </w:rPr>
-        <w:tab/>
-        <w:t>e</w:t>
-      </w:r>
-      <w:r>
-        <w:rPr>
-          <w:rFonts w:ascii="Preeti" w:hAnsi="Preeti"/>
-          <w:sz w:val="40"/>
-          <w:szCs w:val="40"/>
-        </w:rPr>
-        <w:tab/>
-        <w:t>d</w:t>
-      </w:r>
-      <w:r>
-        <w:rPr>
-          <w:rFonts w:ascii="Preeti" w:hAnsi="Preeti"/>
-          <w:sz w:val="40"/>
-          <w:szCs w:val="40"/>
-        </w:rPr>
-        <w:tab/>
-        <w:t>o</w:t>
-      </w:r>
-      <w:r>
-        <w:rPr>
-          <w:rFonts w:ascii="Preeti" w:hAnsi="Preeti"/>
-          <w:sz w:val="40"/>
-          <w:szCs w:val="40"/>
-        </w:rPr>
-        <w:tab/>
-      </w:r>
-      <w:r>
-        <w:rPr>
-          <w:rFonts w:ascii="Preeti" w:hAnsi="Preeti"/>
-          <w:sz w:val="40"/>
-          <w:szCs w:val="40"/>
-          <w:u w:val="single"/>
-        </w:rPr>
-        <w:tab/>
-      </w:r>
-      <w:r>
-        <w:rPr>
-          <w:rFonts w:ascii="Preeti" w:hAnsi="Preeti"/>
-          <w:sz w:val="40"/>
-          <w:szCs w:val="40"/>
-        </w:rPr>
-        <w:tab/>
-        <w:t>n</w:t>
-      </w:r>
-      <w:r>
-        <w:rPr>
-          <w:rFonts w:ascii="Preeti" w:hAnsi="Preeti"/>
-          <w:sz w:val="40"/>
-          <w:szCs w:val="40"/>
-        </w:rPr>
-        <w:tab/>
-      </w:r>
-      <w:r>
-        <w:rPr>
-          <w:rFonts w:ascii="Preeti" w:hAnsi="Preeti"/>
-          <w:sz w:val="40"/>
-          <w:szCs w:val="40"/>
-          <w:u w:val="single"/>
-        </w:rPr>
-        <w:tab/>
-      </w:r>
     </w:p>
     <w:p>
       <w:pPr>
         <w:spacing w:line="360" w:lineRule="auto"/>
         <w:rPr>
           <w:rFonts w:ascii="Preeti" w:hAnsi="Preeti"/>
+          <w:b/>
+          <w:bCs/>
           <w:sz w:val="40"/>
           <w:szCs w:val="40"/>
         </w:rPr>
@@ -3856,88 +3867,142 @@
       <w:r>
         <w:rPr>
           <w:rFonts w:ascii="Preeti" w:hAnsi="Preeti"/>
-          <w:sz w:val="40"/>
-          <w:szCs w:val="40"/>
-        </w:rPr>
-        <w:t>z</w:t>
-      </w:r>
-      <w:r>
-        <w:rPr>
-          <w:rFonts w:ascii="Preeti" w:hAnsi="Preeti"/>
-          <w:sz w:val="40"/>
-          <w:szCs w:val="40"/>
-        </w:rPr>
-        <w:tab/>
-        <w:t>if</w:t>
-      </w:r>
-      <w:r>
-        <w:rPr>
-          <w:rFonts w:ascii="Preeti" w:hAnsi="Preeti"/>
-          <w:sz w:val="40"/>
-          <w:szCs w:val="40"/>
-        </w:rPr>
-        <w:tab/>
-      </w:r>
-      <w:r>
-        <w:rPr>
-          <w:rFonts w:ascii="Preeti" w:hAnsi="Preeti"/>
-          <w:sz w:val="40"/>
-          <w:szCs w:val="40"/>
-          <w:u w:val="single"/>
-        </w:rPr>
-        <w:tab/>
-      </w:r>
-      <w:r>
-        <w:rPr>
-          <w:rFonts w:ascii="Preeti" w:hAnsi="Preeti"/>
-          <w:sz w:val="40"/>
-          <w:szCs w:val="40"/>
-        </w:rPr>
-        <w:tab/>
-        <w:t>x</w:t>
-      </w:r>
-      <w:r>
-        <w:rPr>
-          <w:rFonts w:ascii="Preeti" w:hAnsi="Preeti"/>
-          <w:sz w:val="40"/>
-          <w:szCs w:val="40"/>
-        </w:rPr>
-        <w:tab/>
-        <w:t>If</w:t>
-      </w:r>
-      <w:r>
-        <w:rPr>
-          <w:rFonts w:ascii="Preeti" w:hAnsi="Preeti"/>
-          <w:sz w:val="40"/>
-          <w:szCs w:val="40"/>
-        </w:rPr>
-        <w:tab/>
-      </w:r>
-      <w:r>
-        <w:rPr>
-          <w:rFonts w:ascii="Preeti" w:hAnsi="Preeti"/>
-          <w:sz w:val="40"/>
-          <w:szCs w:val="40"/>
-          <w:u w:val="single"/>
-        </w:rPr>
-        <w:tab/>
-      </w:r>
-      <w:r>
-        <w:rPr>
-          <w:rFonts w:ascii="Preeti" w:hAnsi="Preeti"/>
-          <w:sz w:val="40"/>
-          <w:szCs w:val="40"/>
-        </w:rPr>
-        <w:tab/>
-        <w:t>1 .</w:t>
+          <w:b/>
+          <w:bCs/>
+          <w:sz w:val="40"/>
+          <w:szCs w:val="40"/>
+        </w:rPr>
+        <w:t>^= vfnL 7fpF eg'{xf</w:t>
+      </w:r>
+      <w:proofErr w:type="gramStart"/>
+      <w:r>
+        <w:rPr>
+          <w:rFonts w:ascii="Preeti" w:hAnsi="Preeti"/>
+          <w:b/>
+          <w:bCs/>
+          <w:sz w:val="40"/>
+          <w:szCs w:val="40"/>
+        </w:rPr>
+        <w:t>];\</w:t>
+      </w:r>
+      <w:proofErr w:type="gramEnd"/>
+      <w:r>
+        <w:rPr>
+          <w:rFonts w:ascii="Preeti" w:hAnsi="Preeti"/>
+          <w:b/>
+          <w:bCs/>
+          <w:sz w:val="40"/>
+          <w:szCs w:val="40"/>
+        </w:rPr>
+        <w:t xml:space="preserve"> .</w:t>
+      </w:r>
+      <w:r>
+        <w:rPr>
+          <w:rFonts w:ascii="Preeti" w:hAnsi="Preeti"/>
+          <w:b/>
+          <w:bCs/>
+          <w:sz w:val="40"/>
+          <w:szCs w:val="40"/>
+        </w:rPr>
+        <w:tab/>
+      </w:r>
+      <w:r>
+        <w:rPr>
+          <w:rFonts w:ascii="Preeti" w:hAnsi="Preeti"/>
+          <w:b/>
+          <w:bCs/>
+          <w:sz w:val="40"/>
+          <w:szCs w:val="40"/>
+        </w:rPr>
+        <w:tab/>
+      </w:r>
+      <w:r>
+        <w:rPr>
+          <w:rFonts w:ascii="Preeti" w:hAnsi="Preeti"/>
+          <w:b/>
+          <w:bCs/>
+          <w:sz w:val="40"/>
+          <w:szCs w:val="40"/>
+        </w:rPr>
+        <w:tab/>
+      </w:r>
+      <w:r>
+        <w:rPr>
+          <w:rFonts w:ascii="Preeti" w:hAnsi="Preeti"/>
+          <w:b/>
+          <w:bCs/>
+          <w:sz w:val="40"/>
+          <w:szCs w:val="40"/>
+        </w:rPr>
+        <w:tab/>
+      </w:r>
+      <w:r>
+        <w:rPr>
+          <w:rFonts w:ascii="Preeti" w:hAnsi="Preeti"/>
+          <w:b/>
+          <w:bCs/>
+          <w:sz w:val="40"/>
+          <w:szCs w:val="40"/>
+        </w:rPr>
+        <w:tab/>
+      </w:r>
+      <w:r>
+        <w:rPr>
+          <w:rFonts w:ascii="Preeti" w:hAnsi="Preeti"/>
+          <w:b/>
+          <w:bCs/>
+          <w:sz w:val="40"/>
+          <w:szCs w:val="40"/>
+        </w:rPr>
+        <w:tab/>
+      </w:r>
+      <w:r>
+        <w:rPr>
+          <w:rFonts w:ascii="Preeti" w:hAnsi="Preeti"/>
+          <w:b/>
+          <w:bCs/>
+          <w:sz w:val="40"/>
+          <w:szCs w:val="40"/>
+        </w:rPr>
+        <w:tab/>
+      </w:r>
+      <w:r>
+        <w:rPr>
+          <w:rFonts w:ascii="Preeti" w:hAnsi="Preeti"/>
+          <w:b/>
+          <w:bCs/>
+          <w:sz w:val="40"/>
+          <w:szCs w:val="40"/>
+        </w:rPr>
+        <w:tab/>
+      </w:r>
+      <w:r>
+        <w:rPr>
+          <w:rFonts w:ascii="Preeti" w:hAnsi="Preeti"/>
+          <w:b/>
+          <w:bCs/>
+          <w:sz w:val="40"/>
+          <w:szCs w:val="40"/>
+        </w:rPr>
+        <w:tab/>
+      </w:r>
+      <w:r>
+        <w:rPr>
+          <w:rFonts w:ascii="Preeti" w:hAnsi="Preeti"/>
+          <w:b/>
+          <w:bCs/>
+          <w:sz w:val="40"/>
+          <w:szCs w:val="40"/>
+        </w:rPr>
+        <w:tab/>
+        <w:t xml:space="preserve">    !#</w:t>
       </w:r>
     </w:p>
     <w:p>
       <w:pPr>
-        <w:rPr>
-          <w:rFonts w:ascii="Preeti" w:hAnsi="Preeti"/>
-          <w:b/>
-          <w:bCs/>
+        <w:spacing w:line="360" w:lineRule="auto"/>
+        <w:rPr>
+          <w:rFonts w:ascii="Preeti" w:hAnsi="Preeti"/>
           <w:sz w:val="40"/>
           <w:szCs w:val="40"/>
         </w:rPr>
@@ -3945,32 +4010,548 @@
       <w:r>
         <w:rPr>
           <w:rFonts w:ascii="Preeti" w:hAnsi="Preeti"/>
-          <w:b/>
-          <w:bCs/>
-          <w:sz w:val="40"/>
-          <w:szCs w:val="40"/>
-        </w:rPr>
-        <w:t>&amp;= cIf/;Fu hf]8f ldnfpg'xf];\ .</w:t>
-      </w:r>
-      <w:r>
-        <w:rPr>
-          <w:rFonts w:ascii="Preeti" w:hAnsi="Preeti"/>
-          <w:b/>
-          <w:bCs/>
-          <w:sz w:val="40"/>
-          <w:szCs w:val="40"/>
-        </w:rPr>
-        <w:tab/>
-      </w:r>
-      <w:r>
-        <w:rPr>
-          <w:rFonts w:ascii="Preeti" w:hAnsi="Preeti"/>
-          <w:b/>
-          <w:bCs/>
-          <w:sz w:val="40"/>
-          <w:szCs w:val="40"/>
-        </w:rPr>
-        <w:tab/>
+          <w:sz w:val="40"/>
+          <w:szCs w:val="40"/>
+          <w:u w:val="single"/>
+        </w:rPr>
+        <w:tab/>
+      </w:r>
+      <w:r>
+        <w:rPr>
+          <w:rFonts w:ascii="Preeti" w:hAnsi="Preeti"/>
+          <w:sz w:val="40"/>
+          <w:szCs w:val="40"/>
+        </w:rPr>
+        <w:tab/>
+        <w:t>v</w:t>
+      </w:r>
+      <w:r>
+        <w:rPr>
+          <w:rFonts w:ascii="Preeti" w:hAnsi="Preeti"/>
+          <w:sz w:val="40"/>
+          <w:szCs w:val="40"/>
+        </w:rPr>
+        <w:tab/>
+      </w:r>
+      <w:r>
+        <w:rPr>
+          <w:rFonts w:ascii="Preeti" w:hAnsi="Preeti"/>
+          <w:sz w:val="40"/>
+          <w:szCs w:val="40"/>
+          <w:u w:val="single"/>
+        </w:rPr>
+        <w:tab/>
+      </w:r>
+      <w:r>
+        <w:rPr>
+          <w:rFonts w:ascii="Preeti" w:hAnsi="Preeti"/>
+          <w:sz w:val="40"/>
+          <w:szCs w:val="40"/>
+        </w:rPr>
+        <w:tab/>
+        <w:t>3</w:t>
+      </w:r>
+      <w:r>
+        <w:rPr>
+          <w:rFonts w:ascii="Preeti" w:hAnsi="Preeti"/>
+          <w:sz w:val="40"/>
+          <w:szCs w:val="40"/>
+        </w:rPr>
+        <w:tab/>
+        <w:t>ª</w:t>
+      </w:r>
+      <w:r>
+        <w:rPr>
+          <w:rFonts w:ascii="Preeti" w:hAnsi="Preeti"/>
+          <w:sz w:val="40"/>
+          <w:szCs w:val="40"/>
+        </w:rPr>
+        <w:tab/>
+        <w:t>r</w:t>
+      </w:r>
+      <w:r>
+        <w:rPr>
+          <w:rFonts w:ascii="Preeti" w:hAnsi="Preeti"/>
+          <w:sz w:val="40"/>
+          <w:szCs w:val="40"/>
+        </w:rPr>
+        <w:tab/>
+      </w:r>
+      <w:r>
+        <w:rPr>
+          <w:rFonts w:ascii="Preeti" w:hAnsi="Preeti"/>
+          <w:sz w:val="40"/>
+          <w:szCs w:val="40"/>
+          <w:u w:val="single"/>
+        </w:rPr>
+        <w:tab/>
+      </w:r>
+      <w:r>
+        <w:rPr>
+          <w:rFonts w:ascii="Preeti" w:hAnsi="Preeti"/>
+          <w:sz w:val="40"/>
+          <w:szCs w:val="40"/>
+        </w:rPr>
+        <w:tab/>
+      </w:r>
+      <w:r>
+        <w:rPr>
+          <w:rFonts w:ascii="Preeti" w:hAnsi="Preeti"/>
+          <w:sz w:val="40"/>
+          <w:szCs w:val="40"/>
+          <w:u w:val="single"/>
+        </w:rPr>
+        <w:tab/>
+      </w:r>
+      <w:r>
+        <w:rPr>
+          <w:rFonts w:ascii="Preeti" w:hAnsi="Preeti"/>
+          <w:sz w:val="40"/>
+          <w:szCs w:val="40"/>
+        </w:rPr>
+        <w:tab/>
+        <w:t>em</w:t>
+      </w:r>
+    </w:p>
+    <w:p>
+      <w:pPr>
+        <w:spacing w:line="360" w:lineRule="auto"/>
+        <w:rPr>
+          <w:rFonts w:ascii="Preeti" w:hAnsi="Preeti"/>
+          <w:sz w:val="40"/>
+          <w:szCs w:val="40"/>
+        </w:rPr>
+      </w:pPr>
+      <w:r>
+        <w:rPr>
+          <w:rFonts w:ascii="Preeti" w:hAnsi="Preeti"/>
+          <w:sz w:val="40"/>
+          <w:szCs w:val="40"/>
+        </w:rPr>
+        <w:t>`</w:t>
+      </w:r>
+      <w:r>
+        <w:rPr>
+          <w:rFonts w:ascii="Preeti" w:hAnsi="Preeti"/>
+          <w:sz w:val="40"/>
+          <w:szCs w:val="40"/>
+        </w:rPr>
+        <w:tab/>
+      </w:r>
+      <w:r>
+        <w:rPr>
+          <w:rFonts w:ascii="Preeti" w:hAnsi="Preeti"/>
+          <w:sz w:val="40"/>
+          <w:szCs w:val="40"/>
+          <w:u w:val="single"/>
+        </w:rPr>
+        <w:tab/>
+      </w:r>
+      <w:r>
+        <w:rPr>
+          <w:rFonts w:ascii="Preeti" w:hAnsi="Preeti"/>
+          <w:sz w:val="40"/>
+          <w:szCs w:val="40"/>
+        </w:rPr>
+        <w:tab/>
+        <w:t>7</w:t>
+      </w:r>
+      <w:r>
+        <w:rPr>
+          <w:rFonts w:ascii="Preeti" w:hAnsi="Preeti"/>
+          <w:sz w:val="40"/>
+          <w:szCs w:val="40"/>
+        </w:rPr>
+        <w:tab/>
+      </w:r>
+      <w:r>
+        <w:rPr>
+          <w:rFonts w:ascii="Preeti" w:hAnsi="Preeti"/>
+          <w:sz w:val="40"/>
+          <w:szCs w:val="40"/>
+          <w:u w:val="single"/>
+        </w:rPr>
+        <w:tab/>
+      </w:r>
+      <w:r>
+        <w:rPr>
+          <w:rFonts w:ascii="Preeti" w:hAnsi="Preeti"/>
+          <w:sz w:val="40"/>
+          <w:szCs w:val="40"/>
+        </w:rPr>
+        <w:tab/>
+        <w:t>9</w:t>
+      </w:r>
+      <w:r>
+        <w:rPr>
+          <w:rFonts w:ascii="Preeti" w:hAnsi="Preeti"/>
+          <w:sz w:val="40"/>
+          <w:szCs w:val="40"/>
+        </w:rPr>
+        <w:tab/>
+        <w:t>0f</w:t>
+      </w:r>
+      <w:r>
+        <w:rPr>
+          <w:rFonts w:ascii="Preeti" w:hAnsi="Preeti"/>
+          <w:sz w:val="40"/>
+          <w:szCs w:val="40"/>
+        </w:rPr>
+        <w:tab/>
+      </w:r>
+      <w:r>
+        <w:rPr>
+          <w:rFonts w:ascii="Preeti" w:hAnsi="Preeti"/>
+          <w:sz w:val="40"/>
+          <w:szCs w:val="40"/>
+          <w:u w:val="single"/>
+        </w:rPr>
+        <w:tab/>
+      </w:r>
+      <w:r>
+        <w:rPr>
+          <w:rFonts w:ascii="Preeti" w:hAnsi="Preeti"/>
+          <w:sz w:val="40"/>
+          <w:szCs w:val="40"/>
+        </w:rPr>
+        <w:tab/>
+        <w:t>y</w:t>
+      </w:r>
+      <w:r>
+        <w:rPr>
+          <w:rFonts w:ascii="Preeti" w:hAnsi="Preeti"/>
+          <w:sz w:val="40"/>
+          <w:szCs w:val="40"/>
+        </w:rPr>
+        <w:tab/>
+        <w:t>b</w:t>
+      </w:r>
+      <w:r>
+        <w:rPr>
+          <w:rFonts w:ascii="Preeti" w:hAnsi="Preeti"/>
+          <w:sz w:val="40"/>
+          <w:szCs w:val="40"/>
+        </w:rPr>
+        <w:tab/>
+        <w:t>w</w:t>
+      </w:r>
+    </w:p>
+    <w:p>
+      <w:pPr>
+        <w:spacing w:line="360" w:lineRule="auto"/>
+        <w:rPr>
+          <w:rFonts w:ascii="Preeti" w:hAnsi="Preeti"/>
+          <w:sz w:val="40"/>
+          <w:szCs w:val="40"/>
+          <w:u w:val="single"/>
+        </w:rPr>
+      </w:pPr>
+      <w:r>
+        <w:rPr>
+          <w:rFonts w:ascii="Preeti" w:hAnsi="Preeti"/>
+          <w:sz w:val="40"/>
+          <w:szCs w:val="40"/>
+          <w:u w:val="single"/>
+        </w:rPr>
+        <w:tab/>
+      </w:r>
+      <w:r>
+        <w:rPr>
+          <w:rFonts w:ascii="Preeti" w:hAnsi="Preeti"/>
+          <w:sz w:val="40"/>
+          <w:szCs w:val="40"/>
+        </w:rPr>
+        <w:tab/>
+        <w:t>k</w:t>
+      </w:r>
+      <w:r>
+        <w:rPr>
+          <w:rFonts w:ascii="Preeti" w:hAnsi="Preeti"/>
+          <w:sz w:val="40"/>
+          <w:szCs w:val="40"/>
+        </w:rPr>
+        <w:tab/>
+        <w:t>km</w:t>
+      </w:r>
+      <w:r>
+        <w:rPr>
+          <w:rFonts w:ascii="Preeti" w:hAnsi="Preeti"/>
+          <w:sz w:val="40"/>
+          <w:szCs w:val="40"/>
+        </w:rPr>
+        <w:tab/>
+      </w:r>
+      <w:r>
+        <w:rPr>
+          <w:rFonts w:ascii="Preeti" w:hAnsi="Preeti"/>
+          <w:sz w:val="40"/>
+          <w:szCs w:val="40"/>
+          <w:u w:val="single"/>
+        </w:rPr>
+        <w:tab/>
+      </w:r>
+      <w:r>
+        <w:rPr>
+          <w:rFonts w:ascii="Preeti" w:hAnsi="Preeti"/>
+          <w:sz w:val="40"/>
+          <w:szCs w:val="40"/>
+        </w:rPr>
+        <w:tab/>
+        <w:t>e</w:t>
+      </w:r>
+      <w:r>
+        <w:rPr>
+          <w:rFonts w:ascii="Preeti" w:hAnsi="Preeti"/>
+          <w:sz w:val="40"/>
+          <w:szCs w:val="40"/>
+        </w:rPr>
+        <w:tab/>
+        <w:t>d</w:t>
+      </w:r>
+      <w:r>
+        <w:rPr>
+          <w:rFonts w:ascii="Preeti" w:hAnsi="Preeti"/>
+          <w:sz w:val="40"/>
+          <w:szCs w:val="40"/>
+        </w:rPr>
+        <w:tab/>
+        <w:t>o</w:t>
+      </w:r>
+      <w:r>
+        <w:rPr>
+          <w:rFonts w:ascii="Preeti" w:hAnsi="Preeti"/>
+          <w:sz w:val="40"/>
+          <w:szCs w:val="40"/>
+        </w:rPr>
+        <w:tab/>
+      </w:r>
+      <w:r>
+        <w:rPr>
+          <w:rFonts w:ascii="Preeti" w:hAnsi="Preeti"/>
+          <w:sz w:val="40"/>
+          <w:szCs w:val="40"/>
+          <w:u w:val="single"/>
+        </w:rPr>
+        <w:tab/>
+      </w:r>
+      <w:r>
+        <w:rPr>
+          <w:rFonts w:ascii="Preeti" w:hAnsi="Preeti"/>
+          <w:sz w:val="40"/>
+          <w:szCs w:val="40"/>
+        </w:rPr>
+        <w:tab/>
+        <w:t>n</w:t>
+      </w:r>
+      <w:r>
+        <w:rPr>
+          <w:rFonts w:ascii="Preeti" w:hAnsi="Preeti"/>
+          <w:sz w:val="40"/>
+          <w:szCs w:val="40"/>
+        </w:rPr>
+        <w:tab/>
+      </w:r>
+      <w:r>
+        <w:rPr>
+          <w:rFonts w:ascii="Preeti" w:hAnsi="Preeti"/>
+          <w:sz w:val="40"/>
+          <w:szCs w:val="40"/>
+          <w:u w:val="single"/>
+        </w:rPr>
+        <w:tab/>
+      </w:r>
+    </w:p>
+    <w:p>
+      <w:pPr>
+        <w:spacing w:line="360" w:lineRule="auto"/>
+        <w:rPr>
+          <w:rFonts w:ascii="Preeti" w:hAnsi="Preeti"/>
+          <w:sz w:val="40"/>
+          <w:szCs w:val="40"/>
+        </w:rPr>
+      </w:pPr>
+      <w:r>
+        <w:rPr>
+          <w:rFonts w:ascii="Preeti" w:hAnsi="Preeti"/>
+          <w:sz w:val="40"/>
+          <w:szCs w:val="40"/>
+        </w:rPr>
+        <w:t>z</w:t>
+      </w:r>
+      <w:r>
+        <w:rPr>
+          <w:rFonts w:ascii="Preeti" w:hAnsi="Preeti"/>
+          <w:sz w:val="40"/>
+          <w:szCs w:val="40"/>
+        </w:rPr>
+        <w:tab/>
+        <w:t>if</w:t>
+      </w:r>
+      <w:r>
+        <w:rPr>
+          <w:rFonts w:ascii="Preeti" w:hAnsi="Preeti"/>
+          <w:sz w:val="40"/>
+          <w:szCs w:val="40"/>
+        </w:rPr>
+        <w:tab/>
+      </w:r>
+      <w:r>
+        <w:rPr>
+          <w:rFonts w:ascii="Preeti" w:hAnsi="Preeti"/>
+          <w:sz w:val="40"/>
+          <w:szCs w:val="40"/>
+          <w:u w:val="single"/>
+        </w:rPr>
+        <w:tab/>
+      </w:r>
+      <w:r>
+        <w:rPr>
+          <w:rFonts w:ascii="Preeti" w:hAnsi="Preeti"/>
+          <w:sz w:val="40"/>
+          <w:szCs w:val="40"/>
+        </w:rPr>
+        <w:tab/>
+        <w:t>x</w:t>
+      </w:r>
+      <w:r>
+        <w:rPr>
+          <w:rFonts w:ascii="Preeti" w:hAnsi="Preeti"/>
+          <w:sz w:val="40"/>
+          <w:szCs w:val="40"/>
+        </w:rPr>
+        <w:tab/>
+        <w:t>If</w:t>
+      </w:r>
+      <w:r>
+        <w:rPr>
+          <w:rFonts w:ascii="Preeti" w:hAnsi="Preeti"/>
+          <w:sz w:val="40"/>
+          <w:szCs w:val="40"/>
+        </w:rPr>
+        <w:tab/>
+      </w:r>
+      <w:r>
+        <w:rPr>
+          <w:rFonts w:ascii="Preeti" w:hAnsi="Preeti"/>
+          <w:sz w:val="40"/>
+          <w:szCs w:val="40"/>
+          <w:u w:val="single"/>
+        </w:rPr>
+        <w:tab/>
+      </w:r>
+      <w:r>
+        <w:rPr>
+          <w:rFonts w:ascii="Preeti" w:hAnsi="Preeti"/>
+          <w:sz w:val="40"/>
+          <w:szCs w:val="40"/>
+        </w:rPr>
+        <w:tab/>
+      </w:r>
+      <w:proofErr w:type="gramStart"/>
+      <w:r>
+        <w:rPr>
+          <w:rFonts w:ascii="Preeti" w:hAnsi="Preeti"/>
+          <w:sz w:val="40"/>
+          <w:szCs w:val="40"/>
+        </w:rPr>
+        <w:t>1 .</w:t>
+      </w:r>
+      <w:proofErr w:type="gramEnd"/>
+    </w:p>
+    <w:p>
+      <w:pPr>
+        <w:rPr>
+          <w:rFonts w:ascii="Preeti" w:hAnsi="Preeti"/>
+          <w:b/>
+          <w:bCs/>
+          <w:sz w:val="40"/>
+          <w:szCs w:val="40"/>
+        </w:rPr>
+      </w:pPr>
+      <w:r>
+        <w:rPr>
+          <w:rFonts w:ascii="Preeti" w:hAnsi="Preeti"/>
+          <w:b/>
+          <w:bCs/>
+          <w:sz w:val="40"/>
+          <w:szCs w:val="40"/>
+        </w:rPr>
+        <w:lastRenderedPageBreak/>
+        <w:t xml:space="preserve">&amp;= </w:t>
+      </w:r>
+      <w:r>
+        <w:rPr>
+          <w:rFonts w:ascii="Preeti" w:hAnsi="Preeti"/>
+          <w:b/>
+          <w:bCs/>
+          <w:sz w:val="40"/>
+          <w:szCs w:val="40"/>
+        </w:rPr>
+        <w:t xml:space="preserve">p:t} </w:t>
+      </w:r>
+      <w:r>
+        <w:rPr>
+          <w:rFonts w:ascii="Preeti" w:hAnsi="Preeti"/>
+          <w:b/>
+          <w:bCs/>
+          <w:sz w:val="40"/>
+          <w:szCs w:val="40"/>
+        </w:rPr>
+        <w:t xml:space="preserve">p:t} </w:t>
+      </w:r>
+      <w:proofErr w:type="gramStart"/>
+      <w:r>
+        <w:rPr>
+          <w:rFonts w:ascii="Preeti" w:hAnsi="Preeti"/>
+          <w:b/>
+          <w:bCs/>
+          <w:sz w:val="40"/>
+          <w:szCs w:val="40"/>
+        </w:rPr>
+        <w:t>zAb;Fu</w:t>
+      </w:r>
+      <w:proofErr w:type="gramEnd"/>
+      <w:r>
+        <w:rPr>
+          <w:rFonts w:ascii="Preeti" w:hAnsi="Preeti"/>
+          <w:b/>
+          <w:bCs/>
+          <w:sz w:val="40"/>
+          <w:szCs w:val="40"/>
+        </w:rPr>
+        <w:t xml:space="preserve"> </w:t>
+      </w:r>
+      <w:r>
+        <w:rPr>
+          <w:rFonts w:ascii="Preeti" w:hAnsi="Preeti"/>
+          <w:b/>
+          <w:bCs/>
+          <w:sz w:val="40"/>
+          <w:szCs w:val="40"/>
+        </w:rPr>
+        <w:t>hf]8f ldnfpg'xf</w:t>
+      </w:r>
+      <w:proofErr w:type="gramStart"/>
+      <w:r>
+        <w:rPr>
+          <w:rFonts w:ascii="Preeti" w:hAnsi="Preeti"/>
+          <w:b/>
+          <w:bCs/>
+          <w:sz w:val="40"/>
+          <w:szCs w:val="40"/>
+        </w:rPr>
+        <w:t>];\</w:t>
+      </w:r>
+      <w:proofErr w:type="gramEnd"/>
+      <w:r>
+        <w:rPr>
+          <w:rFonts w:ascii="Preeti" w:hAnsi="Preeti"/>
+          <w:b/>
+          <w:bCs/>
+          <w:sz w:val="40"/>
+          <w:szCs w:val="40"/>
+        </w:rPr>
+        <w:t xml:space="preserve"> .</w:t>
       </w:r>
       <w:r>
         <w:rPr>
@@ -4396,7 +4977,51 @@
           <w:sz w:val="40"/>
           <w:szCs w:val="40"/>
         </w:rPr>
-        <w:t>*= p:t} zAbnfO{ ;fg'{xf];\ .</w:t>
+        <w:t xml:space="preserve">*= p:t} </w:t>
+      </w:r>
+      <w:proofErr w:type="gramStart"/>
+      <w:r>
+        <w:rPr>
+          <w:rFonts w:ascii="Preeti" w:hAnsi="Preeti"/>
+          <w:b/>
+          <w:bCs/>
+          <w:sz w:val="40"/>
+          <w:szCs w:val="40"/>
+        </w:rPr>
+        <w:t>zAbnfO{ ;</w:t>
+      </w:r>
+      <w:proofErr w:type="gramEnd"/>
+      <w:r>
+        <w:rPr>
+          <w:rFonts w:ascii="Preeti" w:hAnsi="Preeti"/>
+          <w:b/>
+          <w:bCs/>
+          <w:sz w:val="40"/>
+          <w:szCs w:val="40"/>
+        </w:rPr>
+        <w:t>fg'{xf</w:t>
+      </w:r>
+      <w:proofErr w:type="gramStart"/>
+      <w:r>
+        <w:rPr>
+          <w:rFonts w:ascii="Preeti" w:hAnsi="Preeti"/>
+          <w:b/>
+          <w:bCs/>
+          <w:sz w:val="40"/>
+          <w:szCs w:val="40"/>
+        </w:rPr>
+        <w:t>];\</w:t>
+      </w:r>
+      <w:proofErr w:type="gramEnd"/>
+      <w:r>
+        <w:rPr>
+          <w:rFonts w:ascii="Preeti" w:hAnsi="Preeti"/>
+          <w:b/>
+          <w:bCs/>
+          <w:sz w:val="40"/>
+          <w:szCs w:val="40"/>
+        </w:rPr>
+        <w:t xml:space="preserve"> .</w:t>
       </w:r>
       <w:r>
         <w:rPr>
@@ -4628,10 +5253,10 @@
           <w:rFonts w:ascii="Preeti" w:hAnsi="Preeti"/>
           <w:b/>
           <w:bCs/>
-          <w:sz w:val="40"/>
-          <w:szCs w:val="40"/>
-        </w:rPr>
-        <w:lastRenderedPageBreak/>
+          <w:noProof/>
+          <w:sz w:val="40"/>
+          <w:szCs w:val="40"/>
+        </w:rPr>
         <w:drawing>
           <wp:anchor distT="0" distB="0" distL="114300" distR="114300" simplePos="0" relativeHeight="251673600" behindDoc="0" locked="0" layoutInCell="1" allowOverlap="1" wp14:anchorId="26F0A728" wp14:editId="4D72A7A5">
             <wp:simplePos x="0" y="0"/>
@@ -4700,7 +5325,29 @@
           <w:sz w:val="40"/>
           <w:szCs w:val="40"/>
         </w:rPr>
-        <w:t>(= tnsf] lrqdf /ª eg'{xf];\ .</w:t>
+        <w:t>(= tnsf] lrqdf /ª eg'{xf</w:t>
+      </w:r>
+      <w:proofErr w:type="gramStart"/>
+      <w:r>
+        <w:rPr>
+          <w:rFonts w:ascii="Preeti" w:hAnsi="Preeti"/>
+          <w:b/>
+          <w:bCs/>
+          <w:sz w:val="40"/>
+          <w:szCs w:val="40"/>
+        </w:rPr>
+        <w:t>];\</w:t>
+      </w:r>
+      <w:proofErr w:type="gramEnd"/>
+      <w:r>
+        <w:rPr>
+          <w:rFonts w:ascii="Preeti" w:hAnsi="Preeti"/>
+          <w:b/>
+          <w:bCs/>
+          <w:sz w:val="40"/>
+          <w:szCs w:val="40"/>
+        </w:rPr>
+        <w:t xml:space="preserve"> .</w:t>
       </w:r>
       <w:r>
         <w:rPr>
@@ -5001,6 +5648,7 @@
           <w:szCs w:val="40"/>
         </w:rPr>
       </w:pPr>
+      <w:proofErr w:type="gramStart"/>
       <w:r>
         <w:rPr>
           <w:rFonts w:ascii="Preeti" w:hAnsi="Preeti"/>
@@ -5011,6 +5659,7 @@
         </w:rPr>
         <w:t>;dfKt</w:t>
       </w:r>
+      <w:proofErr w:type="gramEnd"/>
     </w:p>
     <w:sectPr>
       <w:pgSz w:w="11906" w:h="16838" w:code="9"/>
@@ -5624,6 +6273,7 @@
   <w:style w:type="character" w:default="1" w:styleId="DefaultParagraphFont">
     <w:name w:val="Default Paragraph Font"/>
     <w:uiPriority w:val="1"/>
+    <w:semiHidden/>
     <w:unhideWhenUsed/>
   </w:style>
   <w:style w:type="table" w:default="1" w:styleId="TableNormal">
